--- a/Diplom2/Readme.docx
+++ b/Diplom2/Readme.docx
@@ -2203,6 +2203,7 @@
           <w:rFonts w:ascii="Times New Roman" w:hAnsi="Times New Roman" w:cs="Times New Roman"/>
           <w:sz w:val="28"/>
           <w:szCs w:val="28"/>
+          <w:lang w:val="en-US"/>
         </w:rPr>
       </w:pPr>
       <w:r>
@@ -2246,6 +2247,3336 @@
           <w:szCs w:val="28"/>
         </w:rPr>
         <w:t>.</w:t>
+      </w:r>
+    </w:p>
+    <w:p>
+      <w:pPr>
+        <w:spacing w:after="0" w:line="360" w:lineRule="auto"/>
+        <w:ind w:firstLine="709"/>
+        <w:jc w:val="both"/>
+        <w:rPr>
+          <w:rFonts w:ascii="Times New Roman" w:hAnsi="Times New Roman" w:cs="Times New Roman"/>
+          <w:b/>
+          <w:sz w:val="28"/>
+          <w:szCs w:val="28"/>
+        </w:rPr>
+      </w:pPr>
+      <w:r>
+        <w:rPr>
+          <w:rFonts w:ascii="Times New Roman" w:hAnsi="Times New Roman" w:cs="Times New Roman"/>
+          <w:b/>
+          <w:sz w:val="28"/>
+          <w:szCs w:val="28"/>
+        </w:rPr>
+        <w:t xml:space="preserve">Зроблено контроль якості через </w:t>
+      </w:r>
+      <w:proofErr w:type="spellStart"/>
+      <w:r>
+        <w:rPr>
+          <w:rFonts w:ascii="Times New Roman" w:hAnsi="Times New Roman" w:cs="Times New Roman"/>
+          <w:b/>
+          <w:sz w:val="28"/>
+          <w:szCs w:val="28"/>
+        </w:rPr>
+        <w:t>валідацію</w:t>
+      </w:r>
+      <w:proofErr w:type="spellEnd"/>
+      <w:r>
+        <w:rPr>
+          <w:rFonts w:ascii="Times New Roman" w:hAnsi="Times New Roman" w:cs="Times New Roman"/>
+          <w:b/>
+          <w:sz w:val="28"/>
+          <w:szCs w:val="28"/>
+        </w:rPr>
+        <w:t>:</w:t>
+      </w:r>
+    </w:p>
+    <w:p>
+      <w:pPr>
+        <w:spacing w:after="0" w:line="360" w:lineRule="auto"/>
+        <w:ind w:firstLine="709"/>
+        <w:jc w:val="both"/>
+        <w:rPr>
+          <w:rFonts w:ascii="Times New Roman" w:hAnsi="Times New Roman" w:cs="Times New Roman"/>
+          <w:sz w:val="28"/>
+          <w:szCs w:val="28"/>
+        </w:rPr>
+      </w:pPr>
+      <w:r>
+        <w:rPr>
+          <w:rFonts w:ascii="Times New Roman" w:hAnsi="Times New Roman" w:cs="Times New Roman"/>
+          <w:sz w:val="28"/>
+          <w:szCs w:val="28"/>
+        </w:rPr>
+        <w:t xml:space="preserve">Адже </w:t>
+      </w:r>
+      <w:r>
+        <w:rPr>
+          <w:rFonts w:ascii="Times New Roman" w:hAnsi="Times New Roman" w:cs="Times New Roman"/>
+          <w:sz w:val="28"/>
+          <w:szCs w:val="28"/>
+        </w:rPr>
+        <w:t>AI іноді генерує некоректні дані</w:t>
+      </w:r>
+      <w:r>
+        <w:rPr>
+          <w:rFonts w:ascii="Times New Roman" w:hAnsi="Times New Roman" w:cs="Times New Roman"/>
+          <w:sz w:val="28"/>
+          <w:szCs w:val="28"/>
+        </w:rPr>
+        <w:t xml:space="preserve">, наприклад, замість </w:t>
+      </w:r>
+      <w:r>
+        <w:rPr>
+          <w:rFonts w:ascii="Consolas" w:hAnsi="Consolas" w:cs="Times New Roman"/>
+          <w:sz w:val="28"/>
+          <w:szCs w:val="28"/>
+        </w:rPr>
+        <w:t>"</w:t>
+      </w:r>
+      <w:proofErr w:type="spellStart"/>
+      <w:r>
+        <w:rPr>
+          <w:rFonts w:ascii="Consolas" w:hAnsi="Consolas" w:cs="Times New Roman"/>
+          <w:sz w:val="28"/>
+          <w:szCs w:val="28"/>
+          <w:lang w:val="ru-RU"/>
+        </w:rPr>
+        <w:t>patientId</w:t>
+      </w:r>
+      <w:proofErr w:type="spellEnd"/>
+      <w:r>
+        <w:rPr>
+          <w:rFonts w:ascii="Consolas" w:hAnsi="Consolas" w:cs="Times New Roman"/>
+          <w:sz w:val="28"/>
+          <w:szCs w:val="28"/>
+        </w:rPr>
+        <w:t>"</w:t>
+      </w:r>
+      <w:r>
+        <w:rPr>
+          <w:rFonts w:ascii="Times New Roman" w:hAnsi="Times New Roman" w:cs="Times New Roman"/>
+          <w:sz w:val="28"/>
+          <w:szCs w:val="28"/>
+        </w:rPr>
+        <w:t xml:space="preserve"> – </w:t>
+      </w:r>
+      <w:r>
+        <w:rPr>
+          <w:rFonts w:ascii="Consolas" w:hAnsi="Consolas" w:cs="Times New Roman"/>
+          <w:sz w:val="28"/>
+          <w:szCs w:val="28"/>
+        </w:rPr>
+        <w:t>"</w:t>
+      </w:r>
+      <w:proofErr w:type="spellStart"/>
+      <w:r>
+        <w:rPr>
+          <w:rFonts w:ascii="Consolas" w:hAnsi="Consolas" w:cs="Times New Roman"/>
+          <w:sz w:val="28"/>
+          <w:szCs w:val="28"/>
+          <w:lang w:val="ru-RU"/>
+        </w:rPr>
+        <w:t>patient</w:t>
+      </w:r>
+      <w:proofErr w:type="spellEnd"/>
+      <w:r>
+        <w:rPr>
+          <w:rFonts w:ascii="Consolas" w:hAnsi="Consolas" w:cs="Times New Roman"/>
+          <w:sz w:val="28"/>
+          <w:szCs w:val="28"/>
+        </w:rPr>
+        <w:t>_</w:t>
+      </w:r>
+      <w:proofErr w:type="spellStart"/>
+      <w:r>
+        <w:rPr>
+          <w:rFonts w:ascii="Consolas" w:hAnsi="Consolas" w:cs="Times New Roman"/>
+          <w:sz w:val="28"/>
+          <w:szCs w:val="28"/>
+          <w:lang w:val="ru-RU"/>
+        </w:rPr>
+        <w:t>id</w:t>
+      </w:r>
+      <w:proofErr w:type="spellEnd"/>
+      <w:r>
+        <w:rPr>
+          <w:rFonts w:ascii="Consolas" w:hAnsi="Consolas" w:cs="Times New Roman"/>
+          <w:sz w:val="28"/>
+          <w:szCs w:val="28"/>
+        </w:rPr>
+        <w:t>"</w:t>
+      </w:r>
+      <w:r>
+        <w:rPr>
+          <w:rFonts w:ascii="Times New Roman" w:hAnsi="Times New Roman" w:cs="Times New Roman"/>
+          <w:sz w:val="28"/>
+          <w:szCs w:val="28"/>
+        </w:rPr>
+        <w:t xml:space="preserve"> (</w:t>
+      </w:r>
+      <w:proofErr w:type="spellStart"/>
+      <w:r>
+        <w:rPr>
+          <w:rFonts w:ascii="Times New Roman" w:hAnsi="Times New Roman" w:cs="Times New Roman"/>
+          <w:sz w:val="28"/>
+          <w:szCs w:val="28"/>
+        </w:rPr>
+        <w:t>camelCase</w:t>
+      </w:r>
+      <w:proofErr w:type="spellEnd"/>
+      <w:r>
+        <w:rPr>
+          <w:rFonts w:ascii="Times New Roman" w:hAnsi="Times New Roman" w:cs="Times New Roman"/>
+          <w:sz w:val="28"/>
+          <w:szCs w:val="28"/>
+        </w:rPr>
+        <w:t xml:space="preserve"> </w:t>
+      </w:r>
+      <w:proofErr w:type="spellStart"/>
+      <w:r>
+        <w:rPr>
+          <w:rFonts w:ascii="Times New Roman" w:hAnsi="Times New Roman" w:cs="Times New Roman"/>
+          <w:sz w:val="28"/>
+          <w:szCs w:val="28"/>
+        </w:rPr>
+        <w:t>валідація</w:t>
+      </w:r>
+      <w:proofErr w:type="spellEnd"/>
+      <w:r>
+        <w:rPr>
+          <w:rFonts w:ascii="Times New Roman" w:hAnsi="Times New Roman" w:cs="Times New Roman"/>
+          <w:sz w:val="28"/>
+          <w:szCs w:val="28"/>
+        </w:rPr>
+        <w:t xml:space="preserve">). </w:t>
+      </w:r>
+      <w:r>
+        <w:rPr>
+          <w:rFonts w:ascii="Times New Roman" w:hAnsi="Times New Roman" w:cs="Times New Roman"/>
+          <w:sz w:val="28"/>
+          <w:szCs w:val="28"/>
+        </w:rPr>
+        <w:t xml:space="preserve">І </w:t>
+      </w:r>
+      <w:r>
+        <w:rPr>
+          <w:rFonts w:ascii="Times New Roman" w:hAnsi="Times New Roman" w:cs="Times New Roman"/>
+          <w:sz w:val="28"/>
+          <w:szCs w:val="28"/>
+        </w:rPr>
+        <w:t xml:space="preserve">замість </w:t>
+      </w:r>
+      <w:r>
+        <w:rPr>
+          <w:rFonts w:ascii="Consolas" w:hAnsi="Consolas" w:cs="Times New Roman"/>
+          <w:sz w:val="28"/>
+          <w:szCs w:val="28"/>
+        </w:rPr>
+        <w:t>"</w:t>
+      </w:r>
+      <w:r>
+        <w:rPr>
+          <w:rFonts w:ascii="Consolas" w:hAnsi="Consolas" w:cs="Times New Roman"/>
+          <w:sz w:val="28"/>
+          <w:szCs w:val="28"/>
+          <w:lang w:val="en-US"/>
+        </w:rPr>
+        <w:t>id</w:t>
+      </w:r>
+      <w:r>
+        <w:rPr>
+          <w:rFonts w:ascii="Consolas" w:hAnsi="Consolas" w:cs="Times New Roman"/>
+          <w:sz w:val="28"/>
+          <w:szCs w:val="28"/>
+        </w:rPr>
+        <w:t>": "</w:t>
+      </w:r>
+      <w:r>
+        <w:rPr>
+          <w:rFonts w:ascii="Consolas" w:hAnsi="Consolas" w:cs="Times New Roman"/>
+          <w:sz w:val="28"/>
+          <w:szCs w:val="28"/>
+          <w:lang w:val="en-US"/>
+        </w:rPr>
+        <w:t>patient</w:t>
+      </w:r>
+      <w:r>
+        <w:rPr>
+          <w:rFonts w:ascii="Consolas" w:hAnsi="Consolas" w:cs="Times New Roman"/>
+          <w:sz w:val="28"/>
+          <w:szCs w:val="28"/>
+        </w:rPr>
+        <w:t>-</w:t>
+      </w:r>
+      <w:r>
+        <w:rPr>
+          <w:rFonts w:ascii="Consolas" w:hAnsi="Consolas" w:cs="Times New Roman"/>
+          <w:sz w:val="28"/>
+          <w:szCs w:val="28"/>
+          <w:lang w:val="en-US"/>
+        </w:rPr>
+        <w:t>identity</w:t>
+      </w:r>
+      <w:r>
+        <w:rPr>
+          <w:rFonts w:ascii="Consolas" w:hAnsi="Consolas" w:cs="Times New Roman"/>
+          <w:sz w:val="28"/>
+          <w:szCs w:val="28"/>
+        </w:rPr>
+        <w:t>"</w:t>
+      </w:r>
+      <w:r>
+        <w:rPr>
+          <w:rFonts w:ascii="Times New Roman" w:hAnsi="Times New Roman" w:cs="Times New Roman"/>
+          <w:sz w:val="28"/>
+          <w:szCs w:val="28"/>
+        </w:rPr>
+        <w:t xml:space="preserve"> – </w:t>
+      </w:r>
+      <w:r>
+        <w:rPr>
+          <w:rFonts w:ascii="Consolas" w:hAnsi="Consolas" w:cs="Times New Roman"/>
+          <w:sz w:val="28"/>
+          <w:szCs w:val="28"/>
+        </w:rPr>
+        <w:t>"</w:t>
+      </w:r>
+      <w:r>
+        <w:rPr>
+          <w:rFonts w:ascii="Consolas" w:hAnsi="Consolas" w:cs="Times New Roman"/>
+          <w:sz w:val="28"/>
+          <w:szCs w:val="28"/>
+          <w:lang w:val="en-US"/>
+        </w:rPr>
+        <w:t>id</w:t>
+      </w:r>
+      <w:r>
+        <w:rPr>
+          <w:rFonts w:ascii="Consolas" w:hAnsi="Consolas" w:cs="Times New Roman"/>
+          <w:sz w:val="28"/>
+          <w:szCs w:val="28"/>
+        </w:rPr>
+        <w:t>": "</w:t>
+      </w:r>
+      <w:r>
+        <w:rPr>
+          <w:rFonts w:ascii="Consolas" w:hAnsi="Consolas" w:cs="Times New Roman"/>
+          <w:sz w:val="28"/>
+          <w:szCs w:val="28"/>
+          <w:lang w:val="en-US"/>
+        </w:rPr>
+        <w:t>patient</w:t>
+      </w:r>
+      <w:r>
+        <w:rPr>
+          <w:rFonts w:ascii="Consolas" w:hAnsi="Consolas" w:cs="Times New Roman"/>
+          <w:sz w:val="28"/>
+          <w:szCs w:val="28"/>
+        </w:rPr>
+        <w:t>_</w:t>
+      </w:r>
+      <w:r>
+        <w:rPr>
+          <w:rFonts w:ascii="Consolas" w:hAnsi="Consolas" w:cs="Times New Roman"/>
+          <w:sz w:val="28"/>
+          <w:szCs w:val="28"/>
+          <w:lang w:val="en-US"/>
+        </w:rPr>
+        <w:t>identity</w:t>
+      </w:r>
+      <w:r>
+        <w:rPr>
+          <w:rFonts w:ascii="Consolas" w:hAnsi="Consolas" w:cs="Times New Roman"/>
+          <w:sz w:val="28"/>
+          <w:szCs w:val="28"/>
+        </w:rPr>
+        <w:t xml:space="preserve">" </w:t>
+      </w:r>
+      <w:r>
+        <w:rPr>
+          <w:rFonts w:ascii="Times New Roman" w:hAnsi="Times New Roman" w:cs="Times New Roman"/>
+          <w:sz w:val="28"/>
+          <w:szCs w:val="28"/>
+        </w:rPr>
+        <w:t>(</w:t>
+      </w:r>
+      <w:proofErr w:type="spellStart"/>
+      <w:r>
+        <w:rPr>
+          <w:rFonts w:ascii="Times New Roman" w:hAnsi="Times New Roman" w:cs="Times New Roman"/>
+          <w:sz w:val="28"/>
+          <w:szCs w:val="28"/>
+        </w:rPr>
+        <w:t>kebab-case</w:t>
+      </w:r>
+      <w:proofErr w:type="spellEnd"/>
+      <w:r>
+        <w:rPr>
+          <w:rFonts w:ascii="Times New Roman" w:hAnsi="Times New Roman" w:cs="Times New Roman"/>
+          <w:sz w:val="28"/>
+          <w:szCs w:val="28"/>
+        </w:rPr>
+        <w:t xml:space="preserve">). </w:t>
+      </w:r>
+    </w:p>
+    <w:p>
+      <w:pPr>
+        <w:spacing w:after="0" w:line="360" w:lineRule="auto"/>
+        <w:ind w:firstLine="709"/>
+        <w:jc w:val="both"/>
+        <w:rPr>
+          <w:rFonts w:ascii="Times New Roman" w:hAnsi="Times New Roman" w:cs="Times New Roman"/>
+          <w:i/>
+          <w:sz w:val="28"/>
+          <w:szCs w:val="28"/>
+        </w:rPr>
+      </w:pPr>
+      <w:r>
+        <w:rPr>
+          <w:rFonts w:ascii="Times New Roman" w:hAnsi="Times New Roman" w:cs="Times New Roman"/>
+          <w:i/>
+          <w:sz w:val="28"/>
+          <w:szCs w:val="28"/>
+        </w:rPr>
+        <w:t xml:space="preserve">Тобто </w:t>
+      </w:r>
+      <w:r>
+        <w:rPr>
+          <w:rFonts w:ascii="Times New Roman" w:hAnsi="Times New Roman" w:cs="Times New Roman"/>
+          <w:i/>
+          <w:sz w:val="28"/>
+          <w:szCs w:val="28"/>
+          <w:lang w:val="ru-RU"/>
+        </w:rPr>
+        <w:t>AI</w:t>
+      </w:r>
+      <w:r>
+        <w:rPr>
+          <w:rFonts w:ascii="Times New Roman" w:hAnsi="Times New Roman" w:cs="Times New Roman"/>
+          <w:i/>
+          <w:sz w:val="28"/>
+          <w:szCs w:val="28"/>
+        </w:rPr>
+        <w:t xml:space="preserve"> не просто генерує дані, система контролює їх якість і відповідність стандарту.</w:t>
+      </w:r>
+    </w:p>
+    <w:p>
+      <w:pPr>
+        <w:spacing w:after="0" w:line="360" w:lineRule="auto"/>
+        <w:ind w:firstLine="709"/>
+        <w:jc w:val="both"/>
+        <w:rPr>
+          <w:rFonts w:ascii="Times New Roman" w:hAnsi="Times New Roman" w:cs="Times New Roman"/>
+          <w:sz w:val="28"/>
+          <w:szCs w:val="28"/>
+        </w:rPr>
+      </w:pPr>
+      <w:r>
+        <w:rPr>
+          <w:rFonts w:ascii="Times New Roman" w:hAnsi="Times New Roman" w:cs="Times New Roman"/>
+          <w:sz w:val="28"/>
+          <w:szCs w:val="28"/>
+        </w:rPr>
+        <w:t>Плюс додала декілька спроб на генерацію форми. Тобто логіка така:</w:t>
+      </w:r>
+    </w:p>
+    <w:p>
+      <w:pPr>
+        <w:spacing w:after="0" w:line="360" w:lineRule="auto"/>
+        <w:ind w:firstLine="709"/>
+        <w:jc w:val="both"/>
+        <w:rPr>
+          <w:rFonts w:ascii="Times New Roman" w:hAnsi="Times New Roman" w:cs="Times New Roman"/>
+          <w:sz w:val="28"/>
+          <w:szCs w:val="28"/>
+        </w:rPr>
+      </w:pPr>
+      <w:r>
+        <w:rPr>
+          <w:rFonts w:ascii="Times New Roman" w:hAnsi="Times New Roman" w:cs="Times New Roman"/>
+          <w:sz w:val="28"/>
+          <w:szCs w:val="28"/>
+        </w:rPr>
+        <w:t>1. AI генерує</w:t>
+      </w:r>
+    </w:p>
+    <w:p>
+      <w:pPr>
+        <w:spacing w:after="0" w:line="360" w:lineRule="auto"/>
+        <w:ind w:firstLine="709"/>
+        <w:jc w:val="both"/>
+        <w:rPr>
+          <w:rFonts w:ascii="Times New Roman" w:hAnsi="Times New Roman" w:cs="Times New Roman"/>
+          <w:sz w:val="28"/>
+          <w:szCs w:val="28"/>
+        </w:rPr>
+      </w:pPr>
+      <w:r>
+        <w:rPr>
+          <w:rFonts w:ascii="Times New Roman" w:hAnsi="Times New Roman" w:cs="Times New Roman"/>
+          <w:sz w:val="28"/>
+          <w:szCs w:val="28"/>
+        </w:rPr>
+        <w:t xml:space="preserve">2. </w:t>
+      </w:r>
+      <w:proofErr w:type="spellStart"/>
+      <w:r>
+        <w:rPr>
+          <w:rFonts w:ascii="Times New Roman" w:hAnsi="Times New Roman" w:cs="Times New Roman"/>
+          <w:sz w:val="28"/>
+          <w:szCs w:val="28"/>
+        </w:rPr>
+        <w:t>Validation</w:t>
+      </w:r>
+      <w:proofErr w:type="spellEnd"/>
+      <w:r>
+        <w:rPr>
+          <w:rFonts w:ascii="Times New Roman" w:hAnsi="Times New Roman" w:cs="Times New Roman"/>
+          <w:sz w:val="28"/>
+          <w:szCs w:val="28"/>
+        </w:rPr>
+        <w:t xml:space="preserve"> падає</w:t>
+      </w:r>
+      <w:r>
+        <w:rPr>
+          <w:rFonts w:ascii="Times New Roman" w:hAnsi="Times New Roman" w:cs="Times New Roman"/>
+          <w:sz w:val="28"/>
+          <w:szCs w:val="28"/>
+        </w:rPr>
+        <w:t>, якщо є помилки</w:t>
+      </w:r>
+    </w:p>
+    <w:p>
+      <w:pPr>
+        <w:spacing w:after="0" w:line="360" w:lineRule="auto"/>
+        <w:ind w:firstLine="709"/>
+        <w:jc w:val="both"/>
+        <w:rPr>
+          <w:rFonts w:ascii="Times New Roman" w:hAnsi="Times New Roman" w:cs="Times New Roman"/>
+          <w:sz w:val="28"/>
+          <w:szCs w:val="28"/>
+        </w:rPr>
+      </w:pPr>
+      <w:r>
+        <w:rPr>
+          <w:rFonts w:ascii="Times New Roman" w:hAnsi="Times New Roman" w:cs="Times New Roman"/>
+          <w:sz w:val="28"/>
+          <w:szCs w:val="28"/>
+        </w:rPr>
+        <w:t xml:space="preserve">3. </w:t>
+      </w:r>
+      <w:proofErr w:type="spellStart"/>
+      <w:r>
+        <w:rPr>
+          <w:rFonts w:ascii="Times New Roman" w:hAnsi="Times New Roman" w:cs="Times New Roman"/>
+          <w:sz w:val="28"/>
+          <w:szCs w:val="28"/>
+        </w:rPr>
+        <w:t>PydanticAI</w:t>
+      </w:r>
+      <w:proofErr w:type="spellEnd"/>
+      <w:r>
+        <w:rPr>
+          <w:rFonts w:ascii="Times New Roman" w:hAnsi="Times New Roman" w:cs="Times New Roman"/>
+          <w:sz w:val="28"/>
+          <w:szCs w:val="28"/>
+        </w:rPr>
+        <w:t xml:space="preserve"> каже: "виправ"</w:t>
+      </w:r>
+    </w:p>
+    <w:p>
+      <w:pPr>
+        <w:spacing w:after="0" w:line="360" w:lineRule="auto"/>
+        <w:ind w:firstLine="709"/>
+        <w:jc w:val="both"/>
+        <w:rPr>
+          <w:rFonts w:ascii="Times New Roman" w:hAnsi="Times New Roman" w:cs="Times New Roman"/>
+          <w:sz w:val="28"/>
+          <w:szCs w:val="28"/>
+        </w:rPr>
+      </w:pPr>
+      <w:r>
+        <w:rPr>
+          <w:rFonts w:ascii="Times New Roman" w:hAnsi="Times New Roman" w:cs="Times New Roman"/>
+          <w:sz w:val="28"/>
+          <w:szCs w:val="28"/>
+        </w:rPr>
+        <w:t>4. AI пробує ще раз</w:t>
+      </w:r>
+    </w:p>
+    <w:p>
+      <w:pPr>
+        <w:spacing w:after="0" w:line="360" w:lineRule="auto"/>
+        <w:ind w:firstLine="709"/>
+        <w:jc w:val="both"/>
+        <w:rPr>
+          <w:rFonts w:ascii="Times New Roman" w:hAnsi="Times New Roman" w:cs="Times New Roman"/>
+          <w:sz w:val="28"/>
+          <w:szCs w:val="28"/>
+        </w:rPr>
+      </w:pPr>
+      <w:r>
+        <w:rPr>
+          <w:rFonts w:ascii="Times New Roman" w:hAnsi="Times New Roman" w:cs="Times New Roman"/>
+          <w:sz w:val="28"/>
+          <w:szCs w:val="28"/>
+        </w:rPr>
+        <w:t>5. Якщо треба — ще раз</w:t>
+      </w:r>
+    </w:p>
+    <w:p>
+      <w:pPr>
+        <w:spacing w:after="0" w:line="360" w:lineRule="auto"/>
+        <w:ind w:firstLine="709"/>
+        <w:jc w:val="both"/>
+        <w:rPr>
+          <w:rFonts w:ascii="Times New Roman" w:hAnsi="Times New Roman" w:cs="Times New Roman"/>
+          <w:sz w:val="28"/>
+          <w:szCs w:val="28"/>
+        </w:rPr>
+      </w:pPr>
+    </w:p>
+    <w:p>
+      <w:pPr>
+        <w:spacing w:after="0" w:line="360" w:lineRule="auto"/>
+        <w:ind w:firstLine="709"/>
+        <w:jc w:val="both"/>
+        <w:rPr>
+          <w:rFonts w:ascii="Times New Roman" w:hAnsi="Times New Roman" w:cs="Times New Roman"/>
+          <w:sz w:val="28"/>
+          <w:szCs w:val="28"/>
+        </w:rPr>
+      </w:pPr>
+      <w:r>
+        <w:rPr>
+          <w:rFonts w:ascii="Times New Roman" w:hAnsi="Times New Roman" w:cs="Times New Roman"/>
+          <w:sz w:val="28"/>
+          <w:szCs w:val="28"/>
+        </w:rPr>
+        <w:t>Результат генерації:</w:t>
+      </w:r>
+    </w:p>
+    <w:p>
+      <w:pPr>
+        <w:spacing w:after="0" w:line="360" w:lineRule="auto"/>
+        <w:jc w:val="both"/>
+        <w:rPr>
+          <w:rFonts w:ascii="Times New Roman" w:hAnsi="Times New Roman" w:cs="Times New Roman"/>
+          <w:sz w:val="28"/>
+          <w:szCs w:val="28"/>
+        </w:rPr>
+      </w:pPr>
+      <w:r>
+        <w:rPr>
+          <w:rFonts w:ascii="Times New Roman" w:hAnsi="Times New Roman" w:cs="Times New Roman"/>
+          <w:sz w:val="28"/>
+          <w:szCs w:val="28"/>
+        </w:rPr>
+        <w:lastRenderedPageBreak/>
+        <w:drawing>
+          <wp:inline distT="0" distB="0" distL="0" distR="0" wp14:anchorId="6B7979CA" wp14:editId="33438608">
+            <wp:extent cx="6120765" cy="4158615"/>
+            <wp:effectExtent l="0" t="0" r="0" b="0"/>
+            <wp:docPr id="1" name="Рисунок 1"/>
+            <wp:cNvGraphicFramePr>
+              <a:graphicFrameLocks xmlns:a="http://schemas.openxmlformats.org/drawingml/2006/main" noChangeAspect="1"/>
+            </wp:cNvGraphicFramePr>
+            <a:graphic xmlns:a="http://schemas.openxmlformats.org/drawingml/2006/main">
+              <a:graphicData uri="http://schemas.openxmlformats.org/drawingml/2006/picture">
+                <pic:pic xmlns:pic="http://schemas.openxmlformats.org/drawingml/2006/picture">
+                  <pic:nvPicPr>
+                    <pic:cNvPr id="1" name=""/>
+                    <pic:cNvPicPr/>
+                  </pic:nvPicPr>
+                  <pic:blipFill>
+                    <a:blip r:embed="rId4"/>
+                    <a:stretch>
+                      <a:fillRect/>
+                    </a:stretch>
+                  </pic:blipFill>
+                  <pic:spPr>
+                    <a:xfrm>
+                      <a:off x="0" y="0"/>
+                      <a:ext cx="6120765" cy="4158615"/>
+                    </a:xfrm>
+                    <a:prstGeom prst="rect">
+                      <a:avLst/>
+                    </a:prstGeom>
+                  </pic:spPr>
+                </pic:pic>
+              </a:graphicData>
+            </a:graphic>
+          </wp:inline>
+        </w:drawing>
+      </w:r>
+    </w:p>
+    <w:p>
+      <w:pPr>
+        <w:spacing w:after="0" w:line="360" w:lineRule="auto"/>
+        <w:jc w:val="both"/>
+        <w:rPr>
+          <w:rFonts w:ascii="Times New Roman" w:hAnsi="Times New Roman" w:cs="Times New Roman"/>
+          <w:sz w:val="28"/>
+          <w:szCs w:val="28"/>
+        </w:rPr>
+      </w:pPr>
+      <w:r>
+        <w:rPr>
+          <w:rFonts w:ascii="Times New Roman" w:hAnsi="Times New Roman" w:cs="Times New Roman"/>
+          <w:sz w:val="28"/>
+          <w:szCs w:val="28"/>
+        </w:rPr>
+        <w:drawing>
+          <wp:inline distT="0" distB="0" distL="0" distR="0" wp14:anchorId="05EF4857" wp14:editId="2CAC0054">
+            <wp:extent cx="3817951" cy="2263336"/>
+            <wp:effectExtent l="0" t="0" r="0" b="3810"/>
+            <wp:docPr id="2" name="Рисунок 2"/>
+            <wp:cNvGraphicFramePr>
+              <a:graphicFrameLocks xmlns:a="http://schemas.openxmlformats.org/drawingml/2006/main" noChangeAspect="1"/>
+            </wp:cNvGraphicFramePr>
+            <a:graphic xmlns:a="http://schemas.openxmlformats.org/drawingml/2006/main">
+              <a:graphicData uri="http://schemas.openxmlformats.org/drawingml/2006/picture">
+                <pic:pic xmlns:pic="http://schemas.openxmlformats.org/drawingml/2006/picture">
+                  <pic:nvPicPr>
+                    <pic:cNvPr id="1" name=""/>
+                    <pic:cNvPicPr/>
+                  </pic:nvPicPr>
+                  <pic:blipFill>
+                    <a:blip r:embed="rId5"/>
+                    <a:stretch>
+                      <a:fillRect/>
+                    </a:stretch>
+                  </pic:blipFill>
+                  <pic:spPr>
+                    <a:xfrm>
+                      <a:off x="0" y="0"/>
+                      <a:ext cx="3817951" cy="2263336"/>
+                    </a:xfrm>
+                    <a:prstGeom prst="rect">
+                      <a:avLst/>
+                    </a:prstGeom>
+                  </pic:spPr>
+                </pic:pic>
+              </a:graphicData>
+            </a:graphic>
+          </wp:inline>
+        </w:drawing>
+      </w:r>
+    </w:p>
+    <w:p>
+      <w:pPr>
+        <w:spacing w:after="0" w:line="360" w:lineRule="auto"/>
+        <w:ind w:firstLine="709"/>
+        <w:jc w:val="both"/>
+        <w:rPr>
+          <w:rFonts w:ascii="Times New Roman" w:hAnsi="Times New Roman" w:cs="Times New Roman"/>
+          <w:sz w:val="28"/>
+          <w:szCs w:val="28"/>
+        </w:rPr>
+      </w:pPr>
+    </w:p>
+    <w:p>
+      <w:pPr>
+        <w:spacing w:after="0" w:line="360" w:lineRule="auto"/>
+        <w:ind w:firstLine="709"/>
+        <w:jc w:val="both"/>
+        <w:rPr>
+          <w:rFonts w:ascii="Times New Roman" w:hAnsi="Times New Roman" w:cs="Times New Roman"/>
+          <w:sz w:val="28"/>
+          <w:szCs w:val="28"/>
+        </w:rPr>
+      </w:pPr>
+      <w:r>
+        <w:rPr>
+          <w:rFonts w:ascii="Times New Roman" w:hAnsi="Times New Roman" w:cs="Times New Roman"/>
+          <w:sz w:val="28"/>
+          <w:szCs w:val="28"/>
+        </w:rPr>
+        <w:t xml:space="preserve">Текстом, якщо потрібно: </w:t>
+      </w:r>
+    </w:p>
+    <w:p>
+      <w:pPr>
+        <w:spacing w:after="0" w:line="360" w:lineRule="auto"/>
+        <w:ind w:firstLine="709"/>
+        <w:jc w:val="both"/>
+        <w:rPr>
+          <w:rFonts w:ascii="Consolas" w:hAnsi="Consolas" w:cs="Times New Roman"/>
+          <w:sz w:val="24"/>
+          <w:szCs w:val="24"/>
+        </w:rPr>
+      </w:pPr>
+      <w:proofErr w:type="spellStart"/>
+      <w:r>
+        <w:rPr>
+          <w:rFonts w:ascii="Consolas" w:hAnsi="Consolas" w:cs="Times New Roman"/>
+          <w:sz w:val="24"/>
+          <w:szCs w:val="24"/>
+        </w:rPr>
+        <w:t>Structured</w:t>
+      </w:r>
+      <w:proofErr w:type="spellEnd"/>
+      <w:r>
+        <w:rPr>
+          <w:rFonts w:ascii="Consolas" w:hAnsi="Consolas" w:cs="Times New Roman"/>
+          <w:sz w:val="24"/>
+          <w:szCs w:val="24"/>
+        </w:rPr>
+        <w:t xml:space="preserve"> </w:t>
+      </w:r>
+      <w:proofErr w:type="spellStart"/>
+      <w:r>
+        <w:rPr>
+          <w:rFonts w:ascii="Consolas" w:hAnsi="Consolas" w:cs="Times New Roman"/>
+          <w:sz w:val="24"/>
+          <w:szCs w:val="24"/>
+        </w:rPr>
+        <w:t>object</w:t>
+      </w:r>
+      <w:proofErr w:type="spellEnd"/>
+      <w:r>
+        <w:rPr>
+          <w:rFonts w:ascii="Consolas" w:hAnsi="Consolas" w:cs="Times New Roman"/>
+          <w:sz w:val="24"/>
+          <w:szCs w:val="24"/>
+        </w:rPr>
+        <w:t>:</w:t>
+      </w:r>
+    </w:p>
+    <w:p>
+      <w:pPr>
+        <w:spacing w:after="0" w:line="360" w:lineRule="auto"/>
+        <w:ind w:firstLine="709"/>
+        <w:jc w:val="both"/>
+        <w:rPr>
+          <w:rFonts w:ascii="Consolas" w:hAnsi="Consolas" w:cs="Times New Roman"/>
+          <w:sz w:val="24"/>
+          <w:szCs w:val="24"/>
+        </w:rPr>
+      </w:pPr>
+      <w:proofErr w:type="spellStart"/>
+      <w:r>
+        <w:rPr>
+          <w:rFonts w:ascii="Consolas" w:hAnsi="Consolas" w:cs="Times New Roman"/>
+          <w:sz w:val="24"/>
+          <w:szCs w:val="24"/>
+        </w:rPr>
+        <w:t>id</w:t>
+      </w:r>
+      <w:proofErr w:type="spellEnd"/>
+      <w:r>
+        <w:rPr>
+          <w:rFonts w:ascii="Consolas" w:hAnsi="Consolas" w:cs="Times New Roman"/>
+          <w:sz w:val="24"/>
+          <w:szCs w:val="24"/>
+        </w:rPr>
+        <w:t>='</w:t>
+      </w:r>
+      <w:proofErr w:type="spellStart"/>
+      <w:r>
+        <w:rPr>
+          <w:rFonts w:ascii="Consolas" w:hAnsi="Consolas" w:cs="Times New Roman"/>
+          <w:sz w:val="24"/>
+          <w:szCs w:val="24"/>
+        </w:rPr>
+        <w:t>patient-identity</w:t>
+      </w:r>
+      <w:proofErr w:type="spellEnd"/>
+      <w:r>
+        <w:rPr>
+          <w:rFonts w:ascii="Consolas" w:hAnsi="Consolas" w:cs="Times New Roman"/>
+          <w:sz w:val="24"/>
+          <w:szCs w:val="24"/>
+        </w:rPr>
+        <w:t xml:space="preserve">' </w:t>
+      </w:r>
+      <w:proofErr w:type="spellStart"/>
+      <w:r>
+        <w:rPr>
+          <w:rFonts w:ascii="Consolas" w:hAnsi="Consolas" w:cs="Times New Roman"/>
+          <w:sz w:val="24"/>
+          <w:szCs w:val="24"/>
+        </w:rPr>
+        <w:t>title</w:t>
+      </w:r>
+      <w:proofErr w:type="spellEnd"/>
+      <w:r>
+        <w:rPr>
+          <w:rFonts w:ascii="Consolas" w:hAnsi="Consolas" w:cs="Times New Roman"/>
+          <w:sz w:val="24"/>
+          <w:szCs w:val="24"/>
+        </w:rPr>
+        <w:t>='</w:t>
+      </w:r>
+      <w:proofErr w:type="spellStart"/>
+      <w:r>
+        <w:rPr>
+          <w:rFonts w:ascii="Consolas" w:hAnsi="Consolas" w:cs="Times New Roman"/>
+          <w:sz w:val="24"/>
+          <w:szCs w:val="24"/>
+        </w:rPr>
+        <w:t>Patient</w:t>
+      </w:r>
+      <w:proofErr w:type="spellEnd"/>
+      <w:r>
+        <w:rPr>
+          <w:rFonts w:ascii="Consolas" w:hAnsi="Consolas" w:cs="Times New Roman"/>
+          <w:sz w:val="24"/>
+          <w:szCs w:val="24"/>
+        </w:rPr>
+        <w:t xml:space="preserve"> </w:t>
+      </w:r>
+      <w:proofErr w:type="spellStart"/>
+      <w:r>
+        <w:rPr>
+          <w:rFonts w:ascii="Consolas" w:hAnsi="Consolas" w:cs="Times New Roman"/>
+          <w:sz w:val="24"/>
+          <w:szCs w:val="24"/>
+        </w:rPr>
+        <w:t>Identity</w:t>
+      </w:r>
+      <w:proofErr w:type="spellEnd"/>
+      <w:r>
+        <w:rPr>
+          <w:rFonts w:ascii="Consolas" w:hAnsi="Consolas" w:cs="Times New Roman"/>
+          <w:sz w:val="24"/>
+          <w:szCs w:val="24"/>
+        </w:rPr>
+        <w:t xml:space="preserve">' </w:t>
+      </w:r>
+      <w:proofErr w:type="spellStart"/>
+      <w:r>
+        <w:rPr>
+          <w:rFonts w:ascii="Consolas" w:hAnsi="Consolas" w:cs="Times New Roman"/>
+          <w:sz w:val="24"/>
+          <w:szCs w:val="24"/>
+        </w:rPr>
+        <w:t>layout</w:t>
+      </w:r>
+      <w:proofErr w:type="spellEnd"/>
+      <w:r>
+        <w:rPr>
+          <w:rFonts w:ascii="Consolas" w:hAnsi="Consolas" w:cs="Times New Roman"/>
+          <w:sz w:val="24"/>
+          <w:szCs w:val="24"/>
+        </w:rPr>
+        <w:t>='</w:t>
+      </w:r>
+      <w:proofErr w:type="spellStart"/>
+      <w:r>
+        <w:rPr>
+          <w:rFonts w:ascii="Consolas" w:hAnsi="Consolas" w:cs="Times New Roman"/>
+          <w:sz w:val="24"/>
+          <w:szCs w:val="24"/>
+        </w:rPr>
+        <w:t>two-column</w:t>
+      </w:r>
+      <w:proofErr w:type="spellEnd"/>
+      <w:r>
+        <w:rPr>
+          <w:rFonts w:ascii="Consolas" w:hAnsi="Consolas" w:cs="Times New Roman"/>
+          <w:sz w:val="24"/>
+          <w:szCs w:val="24"/>
+        </w:rPr>
+        <w:t xml:space="preserve">' </w:t>
+      </w:r>
+      <w:proofErr w:type="spellStart"/>
+      <w:r>
+        <w:rPr>
+          <w:rFonts w:ascii="Consolas" w:hAnsi="Consolas" w:cs="Times New Roman"/>
+          <w:sz w:val="24"/>
+          <w:szCs w:val="24"/>
+        </w:rPr>
+        <w:t>fields</w:t>
+      </w:r>
+      <w:proofErr w:type="spellEnd"/>
+      <w:r>
+        <w:rPr>
+          <w:rFonts w:ascii="Consolas" w:hAnsi="Consolas" w:cs="Times New Roman"/>
+          <w:sz w:val="24"/>
+          <w:szCs w:val="24"/>
+        </w:rPr>
+        <w:t>=[</w:t>
+      </w:r>
+      <w:proofErr w:type="spellStart"/>
+      <w:r>
+        <w:rPr>
+          <w:rFonts w:ascii="Consolas" w:hAnsi="Consolas" w:cs="Times New Roman"/>
+          <w:sz w:val="24"/>
+          <w:szCs w:val="24"/>
+        </w:rPr>
+        <w:t>FieldSpec</w:t>
+      </w:r>
+      <w:proofErr w:type="spellEnd"/>
+      <w:r>
+        <w:rPr>
+          <w:rFonts w:ascii="Consolas" w:hAnsi="Consolas" w:cs="Times New Roman"/>
+          <w:sz w:val="24"/>
+          <w:szCs w:val="24"/>
+        </w:rPr>
+        <w:t>(</w:t>
+      </w:r>
+      <w:proofErr w:type="spellStart"/>
+      <w:r>
+        <w:rPr>
+          <w:rFonts w:ascii="Consolas" w:hAnsi="Consolas" w:cs="Times New Roman"/>
+          <w:sz w:val="24"/>
+          <w:szCs w:val="24"/>
+        </w:rPr>
+        <w:t>key</w:t>
+      </w:r>
+      <w:proofErr w:type="spellEnd"/>
+      <w:r>
+        <w:rPr>
+          <w:rFonts w:ascii="Consolas" w:hAnsi="Consolas" w:cs="Times New Roman"/>
+          <w:sz w:val="24"/>
+          <w:szCs w:val="24"/>
+        </w:rPr>
+        <w:t>='</w:t>
+      </w:r>
+      <w:proofErr w:type="spellStart"/>
+      <w:r>
+        <w:rPr>
+          <w:rFonts w:ascii="Consolas" w:hAnsi="Consolas" w:cs="Times New Roman"/>
+          <w:sz w:val="24"/>
+          <w:szCs w:val="24"/>
+        </w:rPr>
+        <w:t>patientId</w:t>
+      </w:r>
+      <w:proofErr w:type="spellEnd"/>
+      <w:r>
+        <w:rPr>
+          <w:rFonts w:ascii="Consolas" w:hAnsi="Consolas" w:cs="Times New Roman"/>
+          <w:sz w:val="24"/>
+          <w:szCs w:val="24"/>
+        </w:rPr>
+        <w:t xml:space="preserve">', </w:t>
+      </w:r>
+      <w:proofErr w:type="spellStart"/>
+      <w:r>
+        <w:rPr>
+          <w:rFonts w:ascii="Consolas" w:hAnsi="Consolas" w:cs="Times New Roman"/>
+          <w:sz w:val="24"/>
+          <w:szCs w:val="24"/>
+        </w:rPr>
+        <w:t>type</w:t>
+      </w:r>
+      <w:proofErr w:type="spellEnd"/>
+      <w:r>
+        <w:rPr>
+          <w:rFonts w:ascii="Consolas" w:hAnsi="Consolas" w:cs="Times New Roman"/>
+          <w:sz w:val="24"/>
+          <w:szCs w:val="24"/>
+        </w:rPr>
+        <w:t>='</w:t>
+      </w:r>
+      <w:proofErr w:type="spellStart"/>
+      <w:r>
+        <w:rPr>
+          <w:rFonts w:ascii="Consolas" w:hAnsi="Consolas" w:cs="Times New Roman"/>
+          <w:sz w:val="24"/>
+          <w:szCs w:val="24"/>
+        </w:rPr>
+        <w:t>text</w:t>
+      </w:r>
+      <w:proofErr w:type="spellEnd"/>
+      <w:r>
+        <w:rPr>
+          <w:rFonts w:ascii="Consolas" w:hAnsi="Consolas" w:cs="Times New Roman"/>
+          <w:sz w:val="24"/>
+          <w:szCs w:val="24"/>
+        </w:rPr>
+        <w:t xml:space="preserve">', </w:t>
+      </w:r>
+      <w:proofErr w:type="spellStart"/>
+      <w:r>
+        <w:rPr>
+          <w:rFonts w:ascii="Consolas" w:hAnsi="Consolas" w:cs="Times New Roman"/>
+          <w:sz w:val="24"/>
+          <w:szCs w:val="24"/>
+        </w:rPr>
+        <w:t>label</w:t>
+      </w:r>
+      <w:proofErr w:type="spellEnd"/>
+      <w:r>
+        <w:rPr>
+          <w:rFonts w:ascii="Consolas" w:hAnsi="Consolas" w:cs="Times New Roman"/>
+          <w:sz w:val="24"/>
+          <w:szCs w:val="24"/>
+        </w:rPr>
+        <w:t>='</w:t>
+      </w:r>
+      <w:proofErr w:type="spellStart"/>
+      <w:r>
+        <w:rPr>
+          <w:rFonts w:ascii="Consolas" w:hAnsi="Consolas" w:cs="Times New Roman"/>
+          <w:sz w:val="24"/>
+          <w:szCs w:val="24"/>
+        </w:rPr>
+        <w:t>Patient</w:t>
+      </w:r>
+      <w:proofErr w:type="spellEnd"/>
+      <w:r>
+        <w:rPr>
+          <w:rFonts w:ascii="Consolas" w:hAnsi="Consolas" w:cs="Times New Roman"/>
+          <w:sz w:val="24"/>
+          <w:szCs w:val="24"/>
+        </w:rPr>
+        <w:t xml:space="preserve"> ID', </w:t>
+      </w:r>
+      <w:proofErr w:type="spellStart"/>
+      <w:r>
+        <w:rPr>
+          <w:rFonts w:ascii="Consolas" w:hAnsi="Consolas" w:cs="Times New Roman"/>
+          <w:sz w:val="24"/>
+          <w:szCs w:val="24"/>
+        </w:rPr>
+        <w:t>required</w:t>
+      </w:r>
+      <w:proofErr w:type="spellEnd"/>
+      <w:r>
+        <w:rPr>
+          <w:rFonts w:ascii="Consolas" w:hAnsi="Consolas" w:cs="Times New Roman"/>
+          <w:sz w:val="24"/>
+          <w:szCs w:val="24"/>
+        </w:rPr>
+        <w:t>=</w:t>
+      </w:r>
+      <w:proofErr w:type="spellStart"/>
+      <w:r>
+        <w:rPr>
+          <w:rFonts w:ascii="Consolas" w:hAnsi="Consolas" w:cs="Times New Roman"/>
+          <w:sz w:val="24"/>
+          <w:szCs w:val="24"/>
+        </w:rPr>
+        <w:t>True</w:t>
+      </w:r>
+      <w:proofErr w:type="spellEnd"/>
+      <w:r>
+        <w:rPr>
+          <w:rFonts w:ascii="Consolas" w:hAnsi="Consolas" w:cs="Times New Roman"/>
+          <w:sz w:val="24"/>
+          <w:szCs w:val="24"/>
+        </w:rPr>
+        <w:t xml:space="preserve">, </w:t>
+      </w:r>
+      <w:proofErr w:type="spellStart"/>
+      <w:r>
+        <w:rPr>
+          <w:rFonts w:ascii="Consolas" w:hAnsi="Consolas" w:cs="Times New Roman"/>
+          <w:sz w:val="24"/>
+          <w:szCs w:val="24"/>
+        </w:rPr>
+        <w:t>placeholder</w:t>
+      </w:r>
+      <w:proofErr w:type="spellEnd"/>
+      <w:r>
+        <w:rPr>
+          <w:rFonts w:ascii="Consolas" w:hAnsi="Consolas" w:cs="Times New Roman"/>
+          <w:sz w:val="24"/>
+          <w:szCs w:val="24"/>
+        </w:rPr>
+        <w:t>='</w:t>
+      </w:r>
+      <w:proofErr w:type="spellStart"/>
+      <w:r>
+        <w:rPr>
+          <w:rFonts w:ascii="Consolas" w:hAnsi="Consolas" w:cs="Times New Roman"/>
+          <w:sz w:val="24"/>
+          <w:szCs w:val="24"/>
+        </w:rPr>
+        <w:t>e.g</w:t>
+      </w:r>
+      <w:proofErr w:type="spellEnd"/>
+      <w:r>
+        <w:rPr>
+          <w:rFonts w:ascii="Consolas" w:hAnsi="Consolas" w:cs="Times New Roman"/>
+          <w:sz w:val="24"/>
+          <w:szCs w:val="24"/>
+        </w:rPr>
+        <w:t xml:space="preserve">. P-00123', </w:t>
+      </w:r>
+      <w:proofErr w:type="spellStart"/>
+      <w:r>
+        <w:rPr>
+          <w:rFonts w:ascii="Consolas" w:hAnsi="Consolas" w:cs="Times New Roman"/>
+          <w:sz w:val="24"/>
+          <w:szCs w:val="24"/>
+        </w:rPr>
+        <w:t>options</w:t>
+      </w:r>
+      <w:proofErr w:type="spellEnd"/>
+      <w:r>
+        <w:rPr>
+          <w:rFonts w:ascii="Consolas" w:hAnsi="Consolas" w:cs="Times New Roman"/>
+          <w:sz w:val="24"/>
+          <w:szCs w:val="24"/>
+        </w:rPr>
+        <w:t>=</w:t>
+      </w:r>
+      <w:proofErr w:type="spellStart"/>
+      <w:r>
+        <w:rPr>
+          <w:rFonts w:ascii="Consolas" w:hAnsi="Consolas" w:cs="Times New Roman"/>
+          <w:sz w:val="24"/>
+          <w:szCs w:val="24"/>
+        </w:rPr>
+        <w:t>None</w:t>
+      </w:r>
+      <w:proofErr w:type="spellEnd"/>
+      <w:r>
+        <w:rPr>
+          <w:rFonts w:ascii="Consolas" w:hAnsi="Consolas" w:cs="Times New Roman"/>
+          <w:sz w:val="24"/>
+          <w:szCs w:val="24"/>
+        </w:rPr>
+        <w:t xml:space="preserve">), </w:t>
+      </w:r>
+      <w:proofErr w:type="spellStart"/>
+      <w:r>
+        <w:rPr>
+          <w:rFonts w:ascii="Consolas" w:hAnsi="Consolas" w:cs="Times New Roman"/>
+          <w:sz w:val="24"/>
+          <w:szCs w:val="24"/>
+        </w:rPr>
+        <w:t>FieldSpec</w:t>
+      </w:r>
+      <w:proofErr w:type="spellEnd"/>
+      <w:r>
+        <w:rPr>
+          <w:rFonts w:ascii="Consolas" w:hAnsi="Consolas" w:cs="Times New Roman"/>
+          <w:sz w:val="24"/>
+          <w:szCs w:val="24"/>
+        </w:rPr>
+        <w:t>(</w:t>
+      </w:r>
+      <w:proofErr w:type="spellStart"/>
+      <w:r>
+        <w:rPr>
+          <w:rFonts w:ascii="Consolas" w:hAnsi="Consolas" w:cs="Times New Roman"/>
+          <w:sz w:val="24"/>
+          <w:szCs w:val="24"/>
+        </w:rPr>
+        <w:t>key</w:t>
+      </w:r>
+      <w:proofErr w:type="spellEnd"/>
+      <w:r>
+        <w:rPr>
+          <w:rFonts w:ascii="Consolas" w:hAnsi="Consolas" w:cs="Times New Roman"/>
+          <w:sz w:val="24"/>
+          <w:szCs w:val="24"/>
+        </w:rPr>
+        <w:t>='</w:t>
+      </w:r>
+      <w:proofErr w:type="spellStart"/>
+      <w:r>
+        <w:rPr>
+          <w:rFonts w:ascii="Consolas" w:hAnsi="Consolas" w:cs="Times New Roman"/>
+          <w:sz w:val="24"/>
+          <w:szCs w:val="24"/>
+        </w:rPr>
+        <w:t>externalId</w:t>
+      </w:r>
+      <w:proofErr w:type="spellEnd"/>
+      <w:r>
+        <w:rPr>
+          <w:rFonts w:ascii="Consolas" w:hAnsi="Consolas" w:cs="Times New Roman"/>
+          <w:sz w:val="24"/>
+          <w:szCs w:val="24"/>
+        </w:rPr>
+        <w:t xml:space="preserve">', </w:t>
+      </w:r>
+      <w:proofErr w:type="spellStart"/>
+      <w:r>
+        <w:rPr>
+          <w:rFonts w:ascii="Consolas" w:hAnsi="Consolas" w:cs="Times New Roman"/>
+          <w:sz w:val="24"/>
+          <w:szCs w:val="24"/>
+        </w:rPr>
+        <w:t>type</w:t>
+      </w:r>
+      <w:proofErr w:type="spellEnd"/>
+      <w:r>
+        <w:rPr>
+          <w:rFonts w:ascii="Consolas" w:hAnsi="Consolas" w:cs="Times New Roman"/>
+          <w:sz w:val="24"/>
+          <w:szCs w:val="24"/>
+        </w:rPr>
+        <w:t>='</w:t>
+      </w:r>
+      <w:proofErr w:type="spellStart"/>
+      <w:r>
+        <w:rPr>
+          <w:rFonts w:ascii="Consolas" w:hAnsi="Consolas" w:cs="Times New Roman"/>
+          <w:sz w:val="24"/>
+          <w:szCs w:val="24"/>
+        </w:rPr>
+        <w:t>text</w:t>
+      </w:r>
+      <w:proofErr w:type="spellEnd"/>
+      <w:r>
+        <w:rPr>
+          <w:rFonts w:ascii="Consolas" w:hAnsi="Consolas" w:cs="Times New Roman"/>
+          <w:sz w:val="24"/>
+          <w:szCs w:val="24"/>
+        </w:rPr>
+        <w:t xml:space="preserve">', </w:t>
+      </w:r>
+      <w:proofErr w:type="spellStart"/>
+      <w:r>
+        <w:rPr>
+          <w:rFonts w:ascii="Consolas" w:hAnsi="Consolas" w:cs="Times New Roman"/>
+          <w:sz w:val="24"/>
+          <w:szCs w:val="24"/>
+        </w:rPr>
+        <w:t>label</w:t>
+      </w:r>
+      <w:proofErr w:type="spellEnd"/>
+      <w:r>
+        <w:rPr>
+          <w:rFonts w:ascii="Consolas" w:hAnsi="Consolas" w:cs="Times New Roman"/>
+          <w:sz w:val="24"/>
+          <w:szCs w:val="24"/>
+        </w:rPr>
+        <w:t>='</w:t>
+      </w:r>
+      <w:proofErr w:type="spellStart"/>
+      <w:r>
+        <w:rPr>
+          <w:rFonts w:ascii="Consolas" w:hAnsi="Consolas" w:cs="Times New Roman"/>
+          <w:sz w:val="24"/>
+          <w:szCs w:val="24"/>
+        </w:rPr>
+        <w:t>External</w:t>
+      </w:r>
+      <w:proofErr w:type="spellEnd"/>
+      <w:r>
+        <w:rPr>
+          <w:rFonts w:ascii="Consolas" w:hAnsi="Consolas" w:cs="Times New Roman"/>
+          <w:sz w:val="24"/>
+          <w:szCs w:val="24"/>
+        </w:rPr>
+        <w:t xml:space="preserve"> ID', </w:t>
+      </w:r>
+      <w:proofErr w:type="spellStart"/>
+      <w:r>
+        <w:rPr>
+          <w:rFonts w:ascii="Consolas" w:hAnsi="Consolas" w:cs="Times New Roman"/>
+          <w:sz w:val="24"/>
+          <w:szCs w:val="24"/>
+        </w:rPr>
+        <w:t>required</w:t>
+      </w:r>
+      <w:proofErr w:type="spellEnd"/>
+      <w:r>
+        <w:rPr>
+          <w:rFonts w:ascii="Consolas" w:hAnsi="Consolas" w:cs="Times New Roman"/>
+          <w:sz w:val="24"/>
+          <w:szCs w:val="24"/>
+        </w:rPr>
+        <w:t>=</w:t>
+      </w:r>
+      <w:proofErr w:type="spellStart"/>
+      <w:r>
+        <w:rPr>
+          <w:rFonts w:ascii="Consolas" w:hAnsi="Consolas" w:cs="Times New Roman"/>
+          <w:sz w:val="24"/>
+          <w:szCs w:val="24"/>
+        </w:rPr>
+        <w:t>False</w:t>
+      </w:r>
+      <w:proofErr w:type="spellEnd"/>
+      <w:r>
+        <w:rPr>
+          <w:rFonts w:ascii="Consolas" w:hAnsi="Consolas" w:cs="Times New Roman"/>
+          <w:sz w:val="24"/>
+          <w:szCs w:val="24"/>
+        </w:rPr>
+        <w:t xml:space="preserve">, </w:t>
+      </w:r>
+      <w:proofErr w:type="spellStart"/>
+      <w:r>
+        <w:rPr>
+          <w:rFonts w:ascii="Consolas" w:hAnsi="Consolas" w:cs="Times New Roman"/>
+          <w:sz w:val="24"/>
+          <w:szCs w:val="24"/>
+        </w:rPr>
+        <w:t>placeholder</w:t>
+      </w:r>
+      <w:proofErr w:type="spellEnd"/>
+      <w:r>
+        <w:rPr>
+          <w:rFonts w:ascii="Consolas" w:hAnsi="Consolas" w:cs="Times New Roman"/>
+          <w:sz w:val="24"/>
+          <w:szCs w:val="24"/>
+        </w:rPr>
+        <w:t>='</w:t>
+      </w:r>
+      <w:proofErr w:type="spellStart"/>
+      <w:r>
+        <w:rPr>
+          <w:rFonts w:ascii="Consolas" w:hAnsi="Consolas" w:cs="Times New Roman"/>
+          <w:sz w:val="24"/>
+          <w:szCs w:val="24"/>
+        </w:rPr>
+        <w:t>Hospital</w:t>
+      </w:r>
+      <w:proofErr w:type="spellEnd"/>
+      <w:r>
+        <w:rPr>
+          <w:rFonts w:ascii="Consolas" w:hAnsi="Consolas" w:cs="Times New Roman"/>
+          <w:sz w:val="24"/>
+          <w:szCs w:val="24"/>
+        </w:rPr>
+        <w:t xml:space="preserve"> / </w:t>
+      </w:r>
+      <w:proofErr w:type="spellStart"/>
+      <w:r>
+        <w:rPr>
+          <w:rFonts w:ascii="Consolas" w:hAnsi="Consolas" w:cs="Times New Roman"/>
+          <w:sz w:val="24"/>
+          <w:szCs w:val="24"/>
+        </w:rPr>
+        <w:t>registry</w:t>
+      </w:r>
+      <w:proofErr w:type="spellEnd"/>
+      <w:r>
+        <w:rPr>
+          <w:rFonts w:ascii="Consolas" w:hAnsi="Consolas" w:cs="Times New Roman"/>
+          <w:sz w:val="24"/>
+          <w:szCs w:val="24"/>
+        </w:rPr>
+        <w:t xml:space="preserve"> ID', </w:t>
+      </w:r>
+      <w:proofErr w:type="spellStart"/>
+      <w:r>
+        <w:rPr>
+          <w:rFonts w:ascii="Consolas" w:hAnsi="Consolas" w:cs="Times New Roman"/>
+          <w:sz w:val="24"/>
+          <w:szCs w:val="24"/>
+        </w:rPr>
+        <w:t>options</w:t>
+      </w:r>
+      <w:proofErr w:type="spellEnd"/>
+      <w:r>
+        <w:rPr>
+          <w:rFonts w:ascii="Consolas" w:hAnsi="Consolas" w:cs="Times New Roman"/>
+          <w:sz w:val="24"/>
+          <w:szCs w:val="24"/>
+        </w:rPr>
+        <w:t>=</w:t>
+      </w:r>
+      <w:proofErr w:type="spellStart"/>
+      <w:r>
+        <w:rPr>
+          <w:rFonts w:ascii="Consolas" w:hAnsi="Consolas" w:cs="Times New Roman"/>
+          <w:sz w:val="24"/>
+          <w:szCs w:val="24"/>
+        </w:rPr>
+        <w:t>None</w:t>
+      </w:r>
+      <w:proofErr w:type="spellEnd"/>
+      <w:r>
+        <w:rPr>
+          <w:rFonts w:ascii="Consolas" w:hAnsi="Consolas" w:cs="Times New Roman"/>
+          <w:sz w:val="24"/>
+          <w:szCs w:val="24"/>
+        </w:rPr>
+        <w:t xml:space="preserve">), </w:t>
+      </w:r>
+      <w:proofErr w:type="spellStart"/>
+      <w:r>
+        <w:rPr>
+          <w:rFonts w:ascii="Consolas" w:hAnsi="Consolas" w:cs="Times New Roman"/>
+          <w:sz w:val="24"/>
+          <w:szCs w:val="24"/>
+        </w:rPr>
+        <w:t>FieldSpec</w:t>
+      </w:r>
+      <w:proofErr w:type="spellEnd"/>
+      <w:r>
+        <w:rPr>
+          <w:rFonts w:ascii="Consolas" w:hAnsi="Consolas" w:cs="Times New Roman"/>
+          <w:sz w:val="24"/>
+          <w:szCs w:val="24"/>
+        </w:rPr>
+        <w:t>(</w:t>
+      </w:r>
+      <w:proofErr w:type="spellStart"/>
+      <w:r>
+        <w:rPr>
+          <w:rFonts w:ascii="Consolas" w:hAnsi="Consolas" w:cs="Times New Roman"/>
+          <w:sz w:val="24"/>
+          <w:szCs w:val="24"/>
+        </w:rPr>
+        <w:t>key</w:t>
+      </w:r>
+      <w:proofErr w:type="spellEnd"/>
+      <w:r>
+        <w:rPr>
+          <w:rFonts w:ascii="Consolas" w:hAnsi="Consolas" w:cs="Times New Roman"/>
+          <w:sz w:val="24"/>
+          <w:szCs w:val="24"/>
+        </w:rPr>
+        <w:t>='</w:t>
+      </w:r>
+      <w:proofErr w:type="spellStart"/>
+      <w:r>
+        <w:rPr>
+          <w:rFonts w:ascii="Consolas" w:hAnsi="Consolas" w:cs="Times New Roman"/>
+          <w:sz w:val="24"/>
+          <w:szCs w:val="24"/>
+        </w:rPr>
+        <w:t>gender</w:t>
+      </w:r>
+      <w:proofErr w:type="spellEnd"/>
+      <w:r>
+        <w:rPr>
+          <w:rFonts w:ascii="Consolas" w:hAnsi="Consolas" w:cs="Times New Roman"/>
+          <w:sz w:val="24"/>
+          <w:szCs w:val="24"/>
+        </w:rPr>
+        <w:t xml:space="preserve">', </w:t>
+      </w:r>
+      <w:proofErr w:type="spellStart"/>
+      <w:r>
+        <w:rPr>
+          <w:rFonts w:ascii="Consolas" w:hAnsi="Consolas" w:cs="Times New Roman"/>
+          <w:sz w:val="24"/>
+          <w:szCs w:val="24"/>
+        </w:rPr>
+        <w:t>type</w:t>
+      </w:r>
+      <w:proofErr w:type="spellEnd"/>
+      <w:r>
+        <w:rPr>
+          <w:rFonts w:ascii="Consolas" w:hAnsi="Consolas" w:cs="Times New Roman"/>
+          <w:sz w:val="24"/>
+          <w:szCs w:val="24"/>
+        </w:rPr>
+        <w:t>='</w:t>
+      </w:r>
+      <w:proofErr w:type="spellStart"/>
+      <w:r>
+        <w:rPr>
+          <w:rFonts w:ascii="Consolas" w:hAnsi="Consolas" w:cs="Times New Roman"/>
+          <w:sz w:val="24"/>
+          <w:szCs w:val="24"/>
+        </w:rPr>
+        <w:t>select</w:t>
+      </w:r>
+      <w:proofErr w:type="spellEnd"/>
+      <w:r>
+        <w:rPr>
+          <w:rFonts w:ascii="Consolas" w:hAnsi="Consolas" w:cs="Times New Roman"/>
+          <w:sz w:val="24"/>
+          <w:szCs w:val="24"/>
+        </w:rPr>
+        <w:t xml:space="preserve">', </w:t>
+      </w:r>
+      <w:proofErr w:type="spellStart"/>
+      <w:r>
+        <w:rPr>
+          <w:rFonts w:ascii="Consolas" w:hAnsi="Consolas" w:cs="Times New Roman"/>
+          <w:sz w:val="24"/>
+          <w:szCs w:val="24"/>
+        </w:rPr>
+        <w:t>label</w:t>
+      </w:r>
+      <w:proofErr w:type="spellEnd"/>
+      <w:r>
+        <w:rPr>
+          <w:rFonts w:ascii="Consolas" w:hAnsi="Consolas" w:cs="Times New Roman"/>
+          <w:sz w:val="24"/>
+          <w:szCs w:val="24"/>
+        </w:rPr>
+        <w:t>='</w:t>
+      </w:r>
+      <w:proofErr w:type="spellStart"/>
+      <w:r>
+        <w:rPr>
+          <w:rFonts w:ascii="Consolas" w:hAnsi="Consolas" w:cs="Times New Roman"/>
+          <w:sz w:val="24"/>
+          <w:szCs w:val="24"/>
+        </w:rPr>
+        <w:t>Gender</w:t>
+      </w:r>
+      <w:proofErr w:type="spellEnd"/>
+      <w:r>
+        <w:rPr>
+          <w:rFonts w:ascii="Consolas" w:hAnsi="Consolas" w:cs="Times New Roman"/>
+          <w:sz w:val="24"/>
+          <w:szCs w:val="24"/>
+        </w:rPr>
+        <w:t xml:space="preserve">', </w:t>
+      </w:r>
+      <w:proofErr w:type="spellStart"/>
+      <w:r>
+        <w:rPr>
+          <w:rFonts w:ascii="Consolas" w:hAnsi="Consolas" w:cs="Times New Roman"/>
+          <w:sz w:val="24"/>
+          <w:szCs w:val="24"/>
+        </w:rPr>
+        <w:t>required</w:t>
+      </w:r>
+      <w:proofErr w:type="spellEnd"/>
+      <w:r>
+        <w:rPr>
+          <w:rFonts w:ascii="Consolas" w:hAnsi="Consolas" w:cs="Times New Roman"/>
+          <w:sz w:val="24"/>
+          <w:szCs w:val="24"/>
+        </w:rPr>
+        <w:t>=</w:t>
+      </w:r>
+      <w:proofErr w:type="spellStart"/>
+      <w:r>
+        <w:rPr>
+          <w:rFonts w:ascii="Consolas" w:hAnsi="Consolas" w:cs="Times New Roman"/>
+          <w:sz w:val="24"/>
+          <w:szCs w:val="24"/>
+        </w:rPr>
+        <w:t>True</w:t>
+      </w:r>
+      <w:proofErr w:type="spellEnd"/>
+      <w:r>
+        <w:rPr>
+          <w:rFonts w:ascii="Consolas" w:hAnsi="Consolas" w:cs="Times New Roman"/>
+          <w:sz w:val="24"/>
+          <w:szCs w:val="24"/>
+        </w:rPr>
+        <w:t xml:space="preserve">, </w:t>
+      </w:r>
+      <w:proofErr w:type="spellStart"/>
+      <w:r>
+        <w:rPr>
+          <w:rFonts w:ascii="Consolas" w:hAnsi="Consolas" w:cs="Times New Roman"/>
+          <w:sz w:val="24"/>
+          <w:szCs w:val="24"/>
+        </w:rPr>
+        <w:t>placeholder</w:t>
+      </w:r>
+      <w:proofErr w:type="spellEnd"/>
+      <w:r>
+        <w:rPr>
+          <w:rFonts w:ascii="Consolas" w:hAnsi="Consolas" w:cs="Times New Roman"/>
+          <w:sz w:val="24"/>
+          <w:szCs w:val="24"/>
+        </w:rPr>
+        <w:t>=</w:t>
+      </w:r>
+      <w:proofErr w:type="spellStart"/>
+      <w:r>
+        <w:rPr>
+          <w:rFonts w:ascii="Consolas" w:hAnsi="Consolas" w:cs="Times New Roman"/>
+          <w:sz w:val="24"/>
+          <w:szCs w:val="24"/>
+        </w:rPr>
+        <w:t>None</w:t>
+      </w:r>
+      <w:proofErr w:type="spellEnd"/>
+      <w:r>
+        <w:rPr>
+          <w:rFonts w:ascii="Consolas" w:hAnsi="Consolas" w:cs="Times New Roman"/>
+          <w:sz w:val="24"/>
+          <w:szCs w:val="24"/>
+        </w:rPr>
+        <w:t xml:space="preserve">, </w:t>
+      </w:r>
+      <w:proofErr w:type="spellStart"/>
+      <w:r>
+        <w:rPr>
+          <w:rFonts w:ascii="Consolas" w:hAnsi="Consolas" w:cs="Times New Roman"/>
+          <w:sz w:val="24"/>
+          <w:szCs w:val="24"/>
+        </w:rPr>
+        <w:t>options</w:t>
+      </w:r>
+      <w:proofErr w:type="spellEnd"/>
+      <w:r>
+        <w:rPr>
+          <w:rFonts w:ascii="Consolas" w:hAnsi="Consolas" w:cs="Times New Roman"/>
+          <w:sz w:val="24"/>
+          <w:szCs w:val="24"/>
+        </w:rPr>
+        <w:t>=[</w:t>
+      </w:r>
+      <w:proofErr w:type="spellStart"/>
+      <w:r>
+        <w:rPr>
+          <w:rFonts w:ascii="Consolas" w:hAnsi="Consolas" w:cs="Times New Roman"/>
+          <w:sz w:val="24"/>
+          <w:szCs w:val="24"/>
+        </w:rPr>
+        <w:t>OptionSpec</w:t>
+      </w:r>
+      <w:proofErr w:type="spellEnd"/>
+      <w:r>
+        <w:rPr>
+          <w:rFonts w:ascii="Consolas" w:hAnsi="Consolas" w:cs="Times New Roman"/>
+          <w:sz w:val="24"/>
+          <w:szCs w:val="24"/>
+        </w:rPr>
+        <w:t>(</w:t>
+      </w:r>
+      <w:proofErr w:type="spellStart"/>
+      <w:r>
+        <w:rPr>
+          <w:rFonts w:ascii="Consolas" w:hAnsi="Consolas" w:cs="Times New Roman"/>
+          <w:sz w:val="24"/>
+          <w:szCs w:val="24"/>
+        </w:rPr>
+        <w:t>value</w:t>
+      </w:r>
+      <w:proofErr w:type="spellEnd"/>
+      <w:r>
+        <w:rPr>
+          <w:rFonts w:ascii="Consolas" w:hAnsi="Consolas" w:cs="Times New Roman"/>
+          <w:sz w:val="24"/>
+          <w:szCs w:val="24"/>
+        </w:rPr>
+        <w:t>='</w:t>
+      </w:r>
+      <w:proofErr w:type="spellStart"/>
+      <w:r>
+        <w:rPr>
+          <w:rFonts w:ascii="Consolas" w:hAnsi="Consolas" w:cs="Times New Roman"/>
+          <w:sz w:val="24"/>
+          <w:szCs w:val="24"/>
+        </w:rPr>
+        <w:t>male</w:t>
+      </w:r>
+      <w:proofErr w:type="spellEnd"/>
+      <w:r>
+        <w:rPr>
+          <w:rFonts w:ascii="Consolas" w:hAnsi="Consolas" w:cs="Times New Roman"/>
+          <w:sz w:val="24"/>
+          <w:szCs w:val="24"/>
+        </w:rPr>
+        <w:t xml:space="preserve">', </w:t>
+      </w:r>
+      <w:proofErr w:type="spellStart"/>
+      <w:r>
+        <w:rPr>
+          <w:rFonts w:ascii="Consolas" w:hAnsi="Consolas" w:cs="Times New Roman"/>
+          <w:sz w:val="24"/>
+          <w:szCs w:val="24"/>
+        </w:rPr>
+        <w:t>label</w:t>
+      </w:r>
+      <w:proofErr w:type="spellEnd"/>
+      <w:r>
+        <w:rPr>
+          <w:rFonts w:ascii="Consolas" w:hAnsi="Consolas" w:cs="Times New Roman"/>
+          <w:sz w:val="24"/>
+          <w:szCs w:val="24"/>
+        </w:rPr>
+        <w:t>='</w:t>
+      </w:r>
+      <w:proofErr w:type="spellStart"/>
+      <w:r>
+        <w:rPr>
+          <w:rFonts w:ascii="Consolas" w:hAnsi="Consolas" w:cs="Times New Roman"/>
+          <w:sz w:val="24"/>
+          <w:szCs w:val="24"/>
+        </w:rPr>
+        <w:t>Male</w:t>
+      </w:r>
+      <w:proofErr w:type="spellEnd"/>
+      <w:r>
+        <w:rPr>
+          <w:rFonts w:ascii="Consolas" w:hAnsi="Consolas" w:cs="Times New Roman"/>
+          <w:sz w:val="24"/>
+          <w:szCs w:val="24"/>
+        </w:rPr>
+        <w:t xml:space="preserve">'), </w:t>
+      </w:r>
+      <w:proofErr w:type="spellStart"/>
+      <w:r>
+        <w:rPr>
+          <w:rFonts w:ascii="Consolas" w:hAnsi="Consolas" w:cs="Times New Roman"/>
+          <w:sz w:val="24"/>
+          <w:szCs w:val="24"/>
+        </w:rPr>
+        <w:lastRenderedPageBreak/>
+        <w:t>OptionSpec</w:t>
+      </w:r>
+      <w:proofErr w:type="spellEnd"/>
+      <w:r>
+        <w:rPr>
+          <w:rFonts w:ascii="Consolas" w:hAnsi="Consolas" w:cs="Times New Roman"/>
+          <w:sz w:val="24"/>
+          <w:szCs w:val="24"/>
+        </w:rPr>
+        <w:t>(</w:t>
+      </w:r>
+      <w:proofErr w:type="spellStart"/>
+      <w:r>
+        <w:rPr>
+          <w:rFonts w:ascii="Consolas" w:hAnsi="Consolas" w:cs="Times New Roman"/>
+          <w:sz w:val="24"/>
+          <w:szCs w:val="24"/>
+        </w:rPr>
+        <w:t>value</w:t>
+      </w:r>
+      <w:proofErr w:type="spellEnd"/>
+      <w:r>
+        <w:rPr>
+          <w:rFonts w:ascii="Consolas" w:hAnsi="Consolas" w:cs="Times New Roman"/>
+          <w:sz w:val="24"/>
+          <w:szCs w:val="24"/>
+        </w:rPr>
+        <w:t>='</w:t>
+      </w:r>
+      <w:proofErr w:type="spellStart"/>
+      <w:r>
+        <w:rPr>
+          <w:rFonts w:ascii="Consolas" w:hAnsi="Consolas" w:cs="Times New Roman"/>
+          <w:sz w:val="24"/>
+          <w:szCs w:val="24"/>
+        </w:rPr>
+        <w:t>female</w:t>
+      </w:r>
+      <w:proofErr w:type="spellEnd"/>
+      <w:r>
+        <w:rPr>
+          <w:rFonts w:ascii="Consolas" w:hAnsi="Consolas" w:cs="Times New Roman"/>
+          <w:sz w:val="24"/>
+          <w:szCs w:val="24"/>
+        </w:rPr>
+        <w:t xml:space="preserve">', </w:t>
+      </w:r>
+      <w:proofErr w:type="spellStart"/>
+      <w:r>
+        <w:rPr>
+          <w:rFonts w:ascii="Consolas" w:hAnsi="Consolas" w:cs="Times New Roman"/>
+          <w:sz w:val="24"/>
+          <w:szCs w:val="24"/>
+        </w:rPr>
+        <w:t>label</w:t>
+      </w:r>
+      <w:proofErr w:type="spellEnd"/>
+      <w:r>
+        <w:rPr>
+          <w:rFonts w:ascii="Consolas" w:hAnsi="Consolas" w:cs="Times New Roman"/>
+          <w:sz w:val="24"/>
+          <w:szCs w:val="24"/>
+        </w:rPr>
+        <w:t>='</w:t>
+      </w:r>
+      <w:proofErr w:type="spellStart"/>
+      <w:r>
+        <w:rPr>
+          <w:rFonts w:ascii="Consolas" w:hAnsi="Consolas" w:cs="Times New Roman"/>
+          <w:sz w:val="24"/>
+          <w:szCs w:val="24"/>
+        </w:rPr>
+        <w:t>Female</w:t>
+      </w:r>
+      <w:proofErr w:type="spellEnd"/>
+      <w:r>
+        <w:rPr>
+          <w:rFonts w:ascii="Consolas" w:hAnsi="Consolas" w:cs="Times New Roman"/>
+          <w:sz w:val="24"/>
+          <w:szCs w:val="24"/>
+        </w:rPr>
+        <w:t xml:space="preserve">'), </w:t>
+      </w:r>
+      <w:proofErr w:type="spellStart"/>
+      <w:r>
+        <w:rPr>
+          <w:rFonts w:ascii="Consolas" w:hAnsi="Consolas" w:cs="Times New Roman"/>
+          <w:sz w:val="24"/>
+          <w:szCs w:val="24"/>
+        </w:rPr>
+        <w:t>OptionSpec</w:t>
+      </w:r>
+      <w:proofErr w:type="spellEnd"/>
+      <w:r>
+        <w:rPr>
+          <w:rFonts w:ascii="Consolas" w:hAnsi="Consolas" w:cs="Times New Roman"/>
+          <w:sz w:val="24"/>
+          <w:szCs w:val="24"/>
+        </w:rPr>
+        <w:t>(</w:t>
+      </w:r>
+      <w:proofErr w:type="spellStart"/>
+      <w:r>
+        <w:rPr>
+          <w:rFonts w:ascii="Consolas" w:hAnsi="Consolas" w:cs="Times New Roman"/>
+          <w:sz w:val="24"/>
+          <w:szCs w:val="24"/>
+        </w:rPr>
+        <w:t>value</w:t>
+      </w:r>
+      <w:proofErr w:type="spellEnd"/>
+      <w:r>
+        <w:rPr>
+          <w:rFonts w:ascii="Consolas" w:hAnsi="Consolas" w:cs="Times New Roman"/>
+          <w:sz w:val="24"/>
+          <w:szCs w:val="24"/>
+        </w:rPr>
+        <w:t>='</w:t>
+      </w:r>
+      <w:proofErr w:type="spellStart"/>
+      <w:r>
+        <w:rPr>
+          <w:rFonts w:ascii="Consolas" w:hAnsi="Consolas" w:cs="Times New Roman"/>
+          <w:sz w:val="24"/>
+          <w:szCs w:val="24"/>
+        </w:rPr>
+        <w:t>other</w:t>
+      </w:r>
+      <w:proofErr w:type="spellEnd"/>
+      <w:r>
+        <w:rPr>
+          <w:rFonts w:ascii="Consolas" w:hAnsi="Consolas" w:cs="Times New Roman"/>
+          <w:sz w:val="24"/>
+          <w:szCs w:val="24"/>
+        </w:rPr>
+        <w:t xml:space="preserve">', </w:t>
+      </w:r>
+      <w:proofErr w:type="spellStart"/>
+      <w:r>
+        <w:rPr>
+          <w:rFonts w:ascii="Consolas" w:hAnsi="Consolas" w:cs="Times New Roman"/>
+          <w:sz w:val="24"/>
+          <w:szCs w:val="24"/>
+        </w:rPr>
+        <w:t>label</w:t>
+      </w:r>
+      <w:proofErr w:type="spellEnd"/>
+      <w:r>
+        <w:rPr>
+          <w:rFonts w:ascii="Consolas" w:hAnsi="Consolas" w:cs="Times New Roman"/>
+          <w:sz w:val="24"/>
+          <w:szCs w:val="24"/>
+        </w:rPr>
+        <w:t>='</w:t>
+      </w:r>
+      <w:proofErr w:type="spellStart"/>
+      <w:r>
+        <w:rPr>
+          <w:rFonts w:ascii="Consolas" w:hAnsi="Consolas" w:cs="Times New Roman"/>
+          <w:sz w:val="24"/>
+          <w:szCs w:val="24"/>
+        </w:rPr>
+        <w:t>Other</w:t>
+      </w:r>
+      <w:proofErr w:type="spellEnd"/>
+      <w:r>
+        <w:rPr>
+          <w:rFonts w:ascii="Consolas" w:hAnsi="Consolas" w:cs="Times New Roman"/>
+          <w:sz w:val="24"/>
+          <w:szCs w:val="24"/>
+        </w:rPr>
+        <w:t>')])]</w:t>
+      </w:r>
+    </w:p>
+    <w:p>
+      <w:pPr>
+        <w:spacing w:after="0" w:line="360" w:lineRule="auto"/>
+        <w:ind w:firstLine="709"/>
+        <w:jc w:val="both"/>
+        <w:rPr>
+          <w:rFonts w:ascii="Consolas" w:hAnsi="Consolas" w:cs="Times New Roman"/>
+          <w:sz w:val="24"/>
+          <w:szCs w:val="24"/>
+        </w:rPr>
+      </w:pPr>
+    </w:p>
+    <w:p>
+      <w:pPr>
+        <w:spacing w:after="0" w:line="360" w:lineRule="auto"/>
+        <w:ind w:firstLine="709"/>
+        <w:jc w:val="both"/>
+        <w:rPr>
+          <w:rFonts w:ascii="Consolas" w:hAnsi="Consolas" w:cs="Times New Roman"/>
+          <w:sz w:val="24"/>
+          <w:szCs w:val="24"/>
+        </w:rPr>
+      </w:pPr>
+      <w:r>
+        <w:rPr>
+          <w:rFonts w:ascii="Consolas" w:hAnsi="Consolas" w:cs="Times New Roman"/>
+          <w:sz w:val="24"/>
+          <w:szCs w:val="24"/>
+        </w:rPr>
+        <w:t xml:space="preserve">JSON </w:t>
+      </w:r>
+      <w:proofErr w:type="spellStart"/>
+      <w:r>
+        <w:rPr>
+          <w:rFonts w:ascii="Consolas" w:hAnsi="Consolas" w:cs="Times New Roman"/>
+          <w:sz w:val="24"/>
+          <w:szCs w:val="24"/>
+        </w:rPr>
+        <w:t>output</w:t>
+      </w:r>
+      <w:proofErr w:type="spellEnd"/>
+      <w:r>
+        <w:rPr>
+          <w:rFonts w:ascii="Consolas" w:hAnsi="Consolas" w:cs="Times New Roman"/>
+          <w:sz w:val="24"/>
+          <w:szCs w:val="24"/>
+        </w:rPr>
+        <w:t>:</w:t>
+      </w:r>
+    </w:p>
+    <w:p>
+      <w:pPr>
+        <w:spacing w:after="0" w:line="360" w:lineRule="auto"/>
+        <w:ind w:firstLine="709"/>
+        <w:jc w:val="both"/>
+        <w:rPr>
+          <w:rFonts w:ascii="Consolas" w:hAnsi="Consolas" w:cs="Times New Roman"/>
+          <w:sz w:val="24"/>
+          <w:szCs w:val="24"/>
+        </w:rPr>
+      </w:pPr>
+      <w:r>
+        <w:rPr>
+          <w:rFonts w:ascii="Consolas" w:hAnsi="Consolas" w:cs="Times New Roman"/>
+          <w:sz w:val="24"/>
+          <w:szCs w:val="24"/>
+        </w:rPr>
+        <w:t>{</w:t>
+      </w:r>
+    </w:p>
+    <w:p>
+      <w:pPr>
+        <w:spacing w:after="0" w:line="360" w:lineRule="auto"/>
+        <w:ind w:firstLine="709"/>
+        <w:jc w:val="both"/>
+        <w:rPr>
+          <w:rFonts w:ascii="Consolas" w:hAnsi="Consolas" w:cs="Times New Roman"/>
+          <w:sz w:val="24"/>
+          <w:szCs w:val="24"/>
+        </w:rPr>
+      </w:pPr>
+      <w:r>
+        <w:rPr>
+          <w:rFonts w:ascii="Consolas" w:hAnsi="Consolas" w:cs="Times New Roman"/>
+          <w:sz w:val="24"/>
+          <w:szCs w:val="24"/>
+        </w:rPr>
+        <w:t xml:space="preserve">  "</w:t>
+      </w:r>
+      <w:proofErr w:type="spellStart"/>
+      <w:r>
+        <w:rPr>
+          <w:rFonts w:ascii="Consolas" w:hAnsi="Consolas" w:cs="Times New Roman"/>
+          <w:sz w:val="24"/>
+          <w:szCs w:val="24"/>
+        </w:rPr>
+        <w:t>id</w:t>
+      </w:r>
+      <w:proofErr w:type="spellEnd"/>
+      <w:r>
+        <w:rPr>
+          <w:rFonts w:ascii="Consolas" w:hAnsi="Consolas" w:cs="Times New Roman"/>
+          <w:sz w:val="24"/>
+          <w:szCs w:val="24"/>
+        </w:rPr>
+        <w:t>": "</w:t>
+      </w:r>
+      <w:proofErr w:type="spellStart"/>
+      <w:r>
+        <w:rPr>
+          <w:rFonts w:ascii="Consolas" w:hAnsi="Consolas" w:cs="Times New Roman"/>
+          <w:sz w:val="24"/>
+          <w:szCs w:val="24"/>
+        </w:rPr>
+        <w:t>patient-identity</w:t>
+      </w:r>
+      <w:proofErr w:type="spellEnd"/>
+      <w:r>
+        <w:rPr>
+          <w:rFonts w:ascii="Consolas" w:hAnsi="Consolas" w:cs="Times New Roman"/>
+          <w:sz w:val="24"/>
+          <w:szCs w:val="24"/>
+        </w:rPr>
+        <w:t>",</w:t>
+      </w:r>
+    </w:p>
+    <w:p>
+      <w:pPr>
+        <w:spacing w:after="0" w:line="360" w:lineRule="auto"/>
+        <w:ind w:firstLine="709"/>
+        <w:jc w:val="both"/>
+        <w:rPr>
+          <w:rFonts w:ascii="Consolas" w:hAnsi="Consolas" w:cs="Times New Roman"/>
+          <w:sz w:val="24"/>
+          <w:szCs w:val="24"/>
+        </w:rPr>
+      </w:pPr>
+      <w:r>
+        <w:rPr>
+          <w:rFonts w:ascii="Consolas" w:hAnsi="Consolas" w:cs="Times New Roman"/>
+          <w:sz w:val="24"/>
+          <w:szCs w:val="24"/>
+        </w:rPr>
+        <w:t xml:space="preserve">  "</w:t>
+      </w:r>
+      <w:proofErr w:type="spellStart"/>
+      <w:r>
+        <w:rPr>
+          <w:rFonts w:ascii="Consolas" w:hAnsi="Consolas" w:cs="Times New Roman"/>
+          <w:sz w:val="24"/>
+          <w:szCs w:val="24"/>
+        </w:rPr>
+        <w:t>title</w:t>
+      </w:r>
+      <w:proofErr w:type="spellEnd"/>
+      <w:r>
+        <w:rPr>
+          <w:rFonts w:ascii="Consolas" w:hAnsi="Consolas" w:cs="Times New Roman"/>
+          <w:sz w:val="24"/>
+          <w:szCs w:val="24"/>
+        </w:rPr>
+        <w:t>": "</w:t>
+      </w:r>
+      <w:proofErr w:type="spellStart"/>
+      <w:r>
+        <w:rPr>
+          <w:rFonts w:ascii="Consolas" w:hAnsi="Consolas" w:cs="Times New Roman"/>
+          <w:sz w:val="24"/>
+          <w:szCs w:val="24"/>
+        </w:rPr>
+        <w:t>Patient</w:t>
+      </w:r>
+      <w:proofErr w:type="spellEnd"/>
+      <w:r>
+        <w:rPr>
+          <w:rFonts w:ascii="Consolas" w:hAnsi="Consolas" w:cs="Times New Roman"/>
+          <w:sz w:val="24"/>
+          <w:szCs w:val="24"/>
+        </w:rPr>
+        <w:t xml:space="preserve"> </w:t>
+      </w:r>
+      <w:proofErr w:type="spellStart"/>
+      <w:r>
+        <w:rPr>
+          <w:rFonts w:ascii="Consolas" w:hAnsi="Consolas" w:cs="Times New Roman"/>
+          <w:sz w:val="24"/>
+          <w:szCs w:val="24"/>
+        </w:rPr>
+        <w:t>Identity</w:t>
+      </w:r>
+      <w:proofErr w:type="spellEnd"/>
+      <w:r>
+        <w:rPr>
+          <w:rFonts w:ascii="Consolas" w:hAnsi="Consolas" w:cs="Times New Roman"/>
+          <w:sz w:val="24"/>
+          <w:szCs w:val="24"/>
+        </w:rPr>
+        <w:t>",</w:t>
+      </w:r>
+    </w:p>
+    <w:p>
+      <w:pPr>
+        <w:spacing w:after="0" w:line="360" w:lineRule="auto"/>
+        <w:ind w:firstLine="709"/>
+        <w:jc w:val="both"/>
+        <w:rPr>
+          <w:rFonts w:ascii="Consolas" w:hAnsi="Consolas" w:cs="Times New Roman"/>
+          <w:sz w:val="24"/>
+          <w:szCs w:val="24"/>
+        </w:rPr>
+      </w:pPr>
+      <w:r>
+        <w:rPr>
+          <w:rFonts w:ascii="Consolas" w:hAnsi="Consolas" w:cs="Times New Roman"/>
+          <w:sz w:val="24"/>
+          <w:szCs w:val="24"/>
+        </w:rPr>
+        <w:t xml:space="preserve">  "</w:t>
+      </w:r>
+      <w:proofErr w:type="spellStart"/>
+      <w:r>
+        <w:rPr>
+          <w:rFonts w:ascii="Consolas" w:hAnsi="Consolas" w:cs="Times New Roman"/>
+          <w:sz w:val="24"/>
+          <w:szCs w:val="24"/>
+        </w:rPr>
+        <w:t>layout</w:t>
+      </w:r>
+      <w:proofErr w:type="spellEnd"/>
+      <w:r>
+        <w:rPr>
+          <w:rFonts w:ascii="Consolas" w:hAnsi="Consolas" w:cs="Times New Roman"/>
+          <w:sz w:val="24"/>
+          <w:szCs w:val="24"/>
+        </w:rPr>
+        <w:t>": "</w:t>
+      </w:r>
+      <w:proofErr w:type="spellStart"/>
+      <w:r>
+        <w:rPr>
+          <w:rFonts w:ascii="Consolas" w:hAnsi="Consolas" w:cs="Times New Roman"/>
+          <w:sz w:val="24"/>
+          <w:szCs w:val="24"/>
+        </w:rPr>
+        <w:t>two-column</w:t>
+      </w:r>
+      <w:proofErr w:type="spellEnd"/>
+      <w:r>
+        <w:rPr>
+          <w:rFonts w:ascii="Consolas" w:hAnsi="Consolas" w:cs="Times New Roman"/>
+          <w:sz w:val="24"/>
+          <w:szCs w:val="24"/>
+        </w:rPr>
+        <w:t>",</w:t>
+      </w:r>
+    </w:p>
+    <w:p>
+      <w:pPr>
+        <w:spacing w:after="0" w:line="360" w:lineRule="auto"/>
+        <w:ind w:firstLine="709"/>
+        <w:jc w:val="both"/>
+        <w:rPr>
+          <w:rFonts w:ascii="Consolas" w:hAnsi="Consolas" w:cs="Times New Roman"/>
+          <w:sz w:val="24"/>
+          <w:szCs w:val="24"/>
+        </w:rPr>
+      </w:pPr>
+      <w:r>
+        <w:rPr>
+          <w:rFonts w:ascii="Consolas" w:hAnsi="Consolas" w:cs="Times New Roman"/>
+          <w:sz w:val="24"/>
+          <w:szCs w:val="24"/>
+        </w:rPr>
+        <w:t xml:space="preserve">  "</w:t>
+      </w:r>
+      <w:proofErr w:type="spellStart"/>
+      <w:r>
+        <w:rPr>
+          <w:rFonts w:ascii="Consolas" w:hAnsi="Consolas" w:cs="Times New Roman"/>
+          <w:sz w:val="24"/>
+          <w:szCs w:val="24"/>
+        </w:rPr>
+        <w:t>fields</w:t>
+      </w:r>
+      <w:proofErr w:type="spellEnd"/>
+      <w:r>
+        <w:rPr>
+          <w:rFonts w:ascii="Consolas" w:hAnsi="Consolas" w:cs="Times New Roman"/>
+          <w:sz w:val="24"/>
+          <w:szCs w:val="24"/>
+        </w:rPr>
+        <w:t>": [</w:t>
+      </w:r>
+    </w:p>
+    <w:p>
+      <w:pPr>
+        <w:spacing w:after="0" w:line="360" w:lineRule="auto"/>
+        <w:ind w:firstLine="709"/>
+        <w:jc w:val="both"/>
+        <w:rPr>
+          <w:rFonts w:ascii="Consolas" w:hAnsi="Consolas" w:cs="Times New Roman"/>
+          <w:sz w:val="24"/>
+          <w:szCs w:val="24"/>
+        </w:rPr>
+      </w:pPr>
+      <w:r>
+        <w:rPr>
+          <w:rFonts w:ascii="Consolas" w:hAnsi="Consolas" w:cs="Times New Roman"/>
+          <w:sz w:val="24"/>
+          <w:szCs w:val="24"/>
+        </w:rPr>
+        <w:t xml:space="preserve">    {</w:t>
+      </w:r>
+    </w:p>
+    <w:p>
+      <w:pPr>
+        <w:spacing w:after="0" w:line="360" w:lineRule="auto"/>
+        <w:ind w:firstLine="709"/>
+        <w:jc w:val="both"/>
+        <w:rPr>
+          <w:rFonts w:ascii="Consolas" w:hAnsi="Consolas" w:cs="Times New Roman"/>
+          <w:sz w:val="24"/>
+          <w:szCs w:val="24"/>
+        </w:rPr>
+      </w:pPr>
+      <w:r>
+        <w:rPr>
+          <w:rFonts w:ascii="Consolas" w:hAnsi="Consolas" w:cs="Times New Roman"/>
+          <w:sz w:val="24"/>
+          <w:szCs w:val="24"/>
+        </w:rPr>
+        <w:t xml:space="preserve">      "</w:t>
+      </w:r>
+      <w:proofErr w:type="spellStart"/>
+      <w:r>
+        <w:rPr>
+          <w:rFonts w:ascii="Consolas" w:hAnsi="Consolas" w:cs="Times New Roman"/>
+          <w:sz w:val="24"/>
+          <w:szCs w:val="24"/>
+        </w:rPr>
+        <w:t>key</w:t>
+      </w:r>
+      <w:proofErr w:type="spellEnd"/>
+      <w:r>
+        <w:rPr>
+          <w:rFonts w:ascii="Consolas" w:hAnsi="Consolas" w:cs="Times New Roman"/>
+          <w:sz w:val="24"/>
+          <w:szCs w:val="24"/>
+        </w:rPr>
+        <w:t>": "</w:t>
+      </w:r>
+      <w:proofErr w:type="spellStart"/>
+      <w:r>
+        <w:rPr>
+          <w:rFonts w:ascii="Consolas" w:hAnsi="Consolas" w:cs="Times New Roman"/>
+          <w:sz w:val="24"/>
+          <w:szCs w:val="24"/>
+        </w:rPr>
+        <w:t>patientId</w:t>
+      </w:r>
+      <w:proofErr w:type="spellEnd"/>
+      <w:r>
+        <w:rPr>
+          <w:rFonts w:ascii="Consolas" w:hAnsi="Consolas" w:cs="Times New Roman"/>
+          <w:sz w:val="24"/>
+          <w:szCs w:val="24"/>
+        </w:rPr>
+        <w:t>",</w:t>
+      </w:r>
+    </w:p>
+    <w:p>
+      <w:pPr>
+        <w:spacing w:after="0" w:line="360" w:lineRule="auto"/>
+        <w:ind w:firstLine="709"/>
+        <w:jc w:val="both"/>
+        <w:rPr>
+          <w:rFonts w:ascii="Consolas" w:hAnsi="Consolas" w:cs="Times New Roman"/>
+          <w:sz w:val="24"/>
+          <w:szCs w:val="24"/>
+        </w:rPr>
+      </w:pPr>
+      <w:r>
+        <w:rPr>
+          <w:rFonts w:ascii="Consolas" w:hAnsi="Consolas" w:cs="Times New Roman"/>
+          <w:sz w:val="24"/>
+          <w:szCs w:val="24"/>
+        </w:rPr>
+        <w:t xml:space="preserve">      "</w:t>
+      </w:r>
+      <w:proofErr w:type="spellStart"/>
+      <w:r>
+        <w:rPr>
+          <w:rFonts w:ascii="Consolas" w:hAnsi="Consolas" w:cs="Times New Roman"/>
+          <w:sz w:val="24"/>
+          <w:szCs w:val="24"/>
+        </w:rPr>
+        <w:t>type</w:t>
+      </w:r>
+      <w:proofErr w:type="spellEnd"/>
+      <w:r>
+        <w:rPr>
+          <w:rFonts w:ascii="Consolas" w:hAnsi="Consolas" w:cs="Times New Roman"/>
+          <w:sz w:val="24"/>
+          <w:szCs w:val="24"/>
+        </w:rPr>
+        <w:t>": "</w:t>
+      </w:r>
+      <w:proofErr w:type="spellStart"/>
+      <w:r>
+        <w:rPr>
+          <w:rFonts w:ascii="Consolas" w:hAnsi="Consolas" w:cs="Times New Roman"/>
+          <w:sz w:val="24"/>
+          <w:szCs w:val="24"/>
+        </w:rPr>
+        <w:t>text</w:t>
+      </w:r>
+      <w:proofErr w:type="spellEnd"/>
+      <w:r>
+        <w:rPr>
+          <w:rFonts w:ascii="Consolas" w:hAnsi="Consolas" w:cs="Times New Roman"/>
+          <w:sz w:val="24"/>
+          <w:szCs w:val="24"/>
+        </w:rPr>
+        <w:t>",</w:t>
+      </w:r>
+    </w:p>
+    <w:p>
+      <w:pPr>
+        <w:spacing w:after="0" w:line="360" w:lineRule="auto"/>
+        <w:ind w:firstLine="709"/>
+        <w:jc w:val="both"/>
+        <w:rPr>
+          <w:rFonts w:ascii="Consolas" w:hAnsi="Consolas" w:cs="Times New Roman"/>
+          <w:sz w:val="24"/>
+          <w:szCs w:val="24"/>
+        </w:rPr>
+      </w:pPr>
+      <w:r>
+        <w:rPr>
+          <w:rFonts w:ascii="Consolas" w:hAnsi="Consolas" w:cs="Times New Roman"/>
+          <w:sz w:val="24"/>
+          <w:szCs w:val="24"/>
+        </w:rPr>
+        <w:t xml:space="preserve">      "</w:t>
+      </w:r>
+      <w:proofErr w:type="spellStart"/>
+      <w:r>
+        <w:rPr>
+          <w:rFonts w:ascii="Consolas" w:hAnsi="Consolas" w:cs="Times New Roman"/>
+          <w:sz w:val="24"/>
+          <w:szCs w:val="24"/>
+        </w:rPr>
+        <w:t>label</w:t>
+      </w:r>
+      <w:proofErr w:type="spellEnd"/>
+      <w:r>
+        <w:rPr>
+          <w:rFonts w:ascii="Consolas" w:hAnsi="Consolas" w:cs="Times New Roman"/>
+          <w:sz w:val="24"/>
+          <w:szCs w:val="24"/>
+        </w:rPr>
+        <w:t>": "</w:t>
+      </w:r>
+      <w:proofErr w:type="spellStart"/>
+      <w:r>
+        <w:rPr>
+          <w:rFonts w:ascii="Consolas" w:hAnsi="Consolas" w:cs="Times New Roman"/>
+          <w:sz w:val="24"/>
+          <w:szCs w:val="24"/>
+        </w:rPr>
+        <w:t>Patient</w:t>
+      </w:r>
+      <w:proofErr w:type="spellEnd"/>
+      <w:r>
+        <w:rPr>
+          <w:rFonts w:ascii="Consolas" w:hAnsi="Consolas" w:cs="Times New Roman"/>
+          <w:sz w:val="24"/>
+          <w:szCs w:val="24"/>
+        </w:rPr>
+        <w:t xml:space="preserve"> ID",</w:t>
+      </w:r>
+    </w:p>
+    <w:p>
+      <w:pPr>
+        <w:spacing w:after="0" w:line="360" w:lineRule="auto"/>
+        <w:ind w:firstLine="709"/>
+        <w:jc w:val="both"/>
+        <w:rPr>
+          <w:rFonts w:ascii="Consolas" w:hAnsi="Consolas" w:cs="Times New Roman"/>
+          <w:sz w:val="24"/>
+          <w:szCs w:val="24"/>
+        </w:rPr>
+      </w:pPr>
+      <w:r>
+        <w:rPr>
+          <w:rFonts w:ascii="Consolas" w:hAnsi="Consolas" w:cs="Times New Roman"/>
+          <w:sz w:val="24"/>
+          <w:szCs w:val="24"/>
+        </w:rPr>
+        <w:t xml:space="preserve">      "</w:t>
+      </w:r>
+      <w:proofErr w:type="spellStart"/>
+      <w:r>
+        <w:rPr>
+          <w:rFonts w:ascii="Consolas" w:hAnsi="Consolas" w:cs="Times New Roman"/>
+          <w:sz w:val="24"/>
+          <w:szCs w:val="24"/>
+        </w:rPr>
+        <w:t>required</w:t>
+      </w:r>
+      <w:proofErr w:type="spellEnd"/>
+      <w:r>
+        <w:rPr>
+          <w:rFonts w:ascii="Consolas" w:hAnsi="Consolas" w:cs="Times New Roman"/>
+          <w:sz w:val="24"/>
+          <w:szCs w:val="24"/>
+        </w:rPr>
+        <w:t xml:space="preserve">": </w:t>
+      </w:r>
+      <w:proofErr w:type="spellStart"/>
+      <w:r>
+        <w:rPr>
+          <w:rFonts w:ascii="Consolas" w:hAnsi="Consolas" w:cs="Times New Roman"/>
+          <w:sz w:val="24"/>
+          <w:szCs w:val="24"/>
+        </w:rPr>
+        <w:t>true</w:t>
+      </w:r>
+      <w:proofErr w:type="spellEnd"/>
+      <w:r>
+        <w:rPr>
+          <w:rFonts w:ascii="Consolas" w:hAnsi="Consolas" w:cs="Times New Roman"/>
+          <w:sz w:val="24"/>
+          <w:szCs w:val="24"/>
+        </w:rPr>
+        <w:t>,</w:t>
+      </w:r>
+    </w:p>
+    <w:p>
+      <w:pPr>
+        <w:spacing w:after="0" w:line="360" w:lineRule="auto"/>
+        <w:ind w:firstLine="709"/>
+        <w:jc w:val="both"/>
+        <w:rPr>
+          <w:rFonts w:ascii="Consolas" w:hAnsi="Consolas" w:cs="Times New Roman"/>
+          <w:sz w:val="24"/>
+          <w:szCs w:val="24"/>
+        </w:rPr>
+      </w:pPr>
+      <w:r>
+        <w:rPr>
+          <w:rFonts w:ascii="Consolas" w:hAnsi="Consolas" w:cs="Times New Roman"/>
+          <w:sz w:val="24"/>
+          <w:szCs w:val="24"/>
+        </w:rPr>
+        <w:t xml:space="preserve">      "</w:t>
+      </w:r>
+      <w:proofErr w:type="spellStart"/>
+      <w:r>
+        <w:rPr>
+          <w:rFonts w:ascii="Consolas" w:hAnsi="Consolas" w:cs="Times New Roman"/>
+          <w:sz w:val="24"/>
+          <w:szCs w:val="24"/>
+        </w:rPr>
+        <w:t>placeholder</w:t>
+      </w:r>
+      <w:proofErr w:type="spellEnd"/>
+      <w:r>
+        <w:rPr>
+          <w:rFonts w:ascii="Consolas" w:hAnsi="Consolas" w:cs="Times New Roman"/>
+          <w:sz w:val="24"/>
+          <w:szCs w:val="24"/>
+        </w:rPr>
+        <w:t>": "</w:t>
+      </w:r>
+      <w:proofErr w:type="spellStart"/>
+      <w:r>
+        <w:rPr>
+          <w:rFonts w:ascii="Consolas" w:hAnsi="Consolas" w:cs="Times New Roman"/>
+          <w:sz w:val="24"/>
+          <w:szCs w:val="24"/>
+        </w:rPr>
+        <w:t>e.g</w:t>
+      </w:r>
+      <w:proofErr w:type="spellEnd"/>
+      <w:r>
+        <w:rPr>
+          <w:rFonts w:ascii="Consolas" w:hAnsi="Consolas" w:cs="Times New Roman"/>
+          <w:sz w:val="24"/>
+          <w:szCs w:val="24"/>
+        </w:rPr>
+        <w:t>. P-00123"</w:t>
+      </w:r>
+    </w:p>
+    <w:p>
+      <w:pPr>
+        <w:spacing w:after="0" w:line="360" w:lineRule="auto"/>
+        <w:ind w:firstLine="709"/>
+        <w:jc w:val="both"/>
+        <w:rPr>
+          <w:rFonts w:ascii="Consolas" w:hAnsi="Consolas" w:cs="Times New Roman"/>
+          <w:sz w:val="24"/>
+          <w:szCs w:val="24"/>
+        </w:rPr>
+      </w:pPr>
+      <w:r>
+        <w:rPr>
+          <w:rFonts w:ascii="Consolas" w:hAnsi="Consolas" w:cs="Times New Roman"/>
+          <w:sz w:val="24"/>
+          <w:szCs w:val="24"/>
+        </w:rPr>
+        <w:t xml:space="preserve">    },</w:t>
+      </w:r>
+    </w:p>
+    <w:p>
+      <w:pPr>
+        <w:spacing w:after="0" w:line="360" w:lineRule="auto"/>
+        <w:ind w:firstLine="709"/>
+        <w:jc w:val="both"/>
+        <w:rPr>
+          <w:rFonts w:ascii="Consolas" w:hAnsi="Consolas" w:cs="Times New Roman"/>
+          <w:sz w:val="24"/>
+          <w:szCs w:val="24"/>
+        </w:rPr>
+      </w:pPr>
+      <w:r>
+        <w:rPr>
+          <w:rFonts w:ascii="Consolas" w:hAnsi="Consolas" w:cs="Times New Roman"/>
+          <w:sz w:val="24"/>
+          <w:szCs w:val="24"/>
+        </w:rPr>
+        <w:t xml:space="preserve">    {</w:t>
+      </w:r>
+    </w:p>
+    <w:p>
+      <w:pPr>
+        <w:spacing w:after="0" w:line="360" w:lineRule="auto"/>
+        <w:ind w:firstLine="709"/>
+        <w:jc w:val="both"/>
+        <w:rPr>
+          <w:rFonts w:ascii="Consolas" w:hAnsi="Consolas" w:cs="Times New Roman"/>
+          <w:sz w:val="24"/>
+          <w:szCs w:val="24"/>
+        </w:rPr>
+      </w:pPr>
+      <w:r>
+        <w:rPr>
+          <w:rFonts w:ascii="Consolas" w:hAnsi="Consolas" w:cs="Times New Roman"/>
+          <w:sz w:val="24"/>
+          <w:szCs w:val="24"/>
+        </w:rPr>
+        <w:t xml:space="preserve">      "</w:t>
+      </w:r>
+      <w:proofErr w:type="spellStart"/>
+      <w:r>
+        <w:rPr>
+          <w:rFonts w:ascii="Consolas" w:hAnsi="Consolas" w:cs="Times New Roman"/>
+          <w:sz w:val="24"/>
+          <w:szCs w:val="24"/>
+        </w:rPr>
+        <w:t>key</w:t>
+      </w:r>
+      <w:proofErr w:type="spellEnd"/>
+      <w:r>
+        <w:rPr>
+          <w:rFonts w:ascii="Consolas" w:hAnsi="Consolas" w:cs="Times New Roman"/>
+          <w:sz w:val="24"/>
+          <w:szCs w:val="24"/>
+        </w:rPr>
+        <w:t>": "</w:t>
+      </w:r>
+      <w:proofErr w:type="spellStart"/>
+      <w:r>
+        <w:rPr>
+          <w:rFonts w:ascii="Consolas" w:hAnsi="Consolas" w:cs="Times New Roman"/>
+          <w:sz w:val="24"/>
+          <w:szCs w:val="24"/>
+        </w:rPr>
+        <w:t>externalId</w:t>
+      </w:r>
+      <w:proofErr w:type="spellEnd"/>
+      <w:r>
+        <w:rPr>
+          <w:rFonts w:ascii="Consolas" w:hAnsi="Consolas" w:cs="Times New Roman"/>
+          <w:sz w:val="24"/>
+          <w:szCs w:val="24"/>
+        </w:rPr>
+        <w:t>",</w:t>
+      </w:r>
+    </w:p>
+    <w:p>
+      <w:pPr>
+        <w:spacing w:after="0" w:line="360" w:lineRule="auto"/>
+        <w:ind w:firstLine="709"/>
+        <w:jc w:val="both"/>
+        <w:rPr>
+          <w:rFonts w:ascii="Consolas" w:hAnsi="Consolas" w:cs="Times New Roman"/>
+          <w:sz w:val="24"/>
+          <w:szCs w:val="24"/>
+        </w:rPr>
+      </w:pPr>
+      <w:r>
+        <w:rPr>
+          <w:rFonts w:ascii="Consolas" w:hAnsi="Consolas" w:cs="Times New Roman"/>
+          <w:sz w:val="24"/>
+          <w:szCs w:val="24"/>
+        </w:rPr>
+        <w:t xml:space="preserve">      "</w:t>
+      </w:r>
+      <w:proofErr w:type="spellStart"/>
+      <w:r>
+        <w:rPr>
+          <w:rFonts w:ascii="Consolas" w:hAnsi="Consolas" w:cs="Times New Roman"/>
+          <w:sz w:val="24"/>
+          <w:szCs w:val="24"/>
+        </w:rPr>
+        <w:t>type</w:t>
+      </w:r>
+      <w:proofErr w:type="spellEnd"/>
+      <w:r>
+        <w:rPr>
+          <w:rFonts w:ascii="Consolas" w:hAnsi="Consolas" w:cs="Times New Roman"/>
+          <w:sz w:val="24"/>
+          <w:szCs w:val="24"/>
+        </w:rPr>
+        <w:t>": "</w:t>
+      </w:r>
+      <w:proofErr w:type="spellStart"/>
+      <w:r>
+        <w:rPr>
+          <w:rFonts w:ascii="Consolas" w:hAnsi="Consolas" w:cs="Times New Roman"/>
+          <w:sz w:val="24"/>
+          <w:szCs w:val="24"/>
+        </w:rPr>
+        <w:t>text</w:t>
+      </w:r>
+      <w:proofErr w:type="spellEnd"/>
+      <w:r>
+        <w:rPr>
+          <w:rFonts w:ascii="Consolas" w:hAnsi="Consolas" w:cs="Times New Roman"/>
+          <w:sz w:val="24"/>
+          <w:szCs w:val="24"/>
+        </w:rPr>
+        <w:t>",</w:t>
+      </w:r>
+    </w:p>
+    <w:p>
+      <w:pPr>
+        <w:spacing w:after="0" w:line="360" w:lineRule="auto"/>
+        <w:ind w:firstLine="709"/>
+        <w:jc w:val="both"/>
+        <w:rPr>
+          <w:rFonts w:ascii="Consolas" w:hAnsi="Consolas" w:cs="Times New Roman"/>
+          <w:sz w:val="24"/>
+          <w:szCs w:val="24"/>
+        </w:rPr>
+      </w:pPr>
+      <w:r>
+        <w:rPr>
+          <w:rFonts w:ascii="Consolas" w:hAnsi="Consolas" w:cs="Times New Roman"/>
+          <w:sz w:val="24"/>
+          <w:szCs w:val="24"/>
+        </w:rPr>
+        <w:t xml:space="preserve">      "</w:t>
+      </w:r>
+      <w:proofErr w:type="spellStart"/>
+      <w:r>
+        <w:rPr>
+          <w:rFonts w:ascii="Consolas" w:hAnsi="Consolas" w:cs="Times New Roman"/>
+          <w:sz w:val="24"/>
+          <w:szCs w:val="24"/>
+        </w:rPr>
+        <w:t>label</w:t>
+      </w:r>
+      <w:proofErr w:type="spellEnd"/>
+      <w:r>
+        <w:rPr>
+          <w:rFonts w:ascii="Consolas" w:hAnsi="Consolas" w:cs="Times New Roman"/>
+          <w:sz w:val="24"/>
+          <w:szCs w:val="24"/>
+        </w:rPr>
+        <w:t>": "</w:t>
+      </w:r>
+      <w:proofErr w:type="spellStart"/>
+      <w:r>
+        <w:rPr>
+          <w:rFonts w:ascii="Consolas" w:hAnsi="Consolas" w:cs="Times New Roman"/>
+          <w:sz w:val="24"/>
+          <w:szCs w:val="24"/>
+        </w:rPr>
+        <w:t>External</w:t>
+      </w:r>
+      <w:proofErr w:type="spellEnd"/>
+      <w:r>
+        <w:rPr>
+          <w:rFonts w:ascii="Consolas" w:hAnsi="Consolas" w:cs="Times New Roman"/>
+          <w:sz w:val="24"/>
+          <w:szCs w:val="24"/>
+        </w:rPr>
+        <w:t xml:space="preserve"> ID",</w:t>
+      </w:r>
+    </w:p>
+    <w:p>
+      <w:pPr>
+        <w:spacing w:after="0" w:line="360" w:lineRule="auto"/>
+        <w:ind w:firstLine="709"/>
+        <w:jc w:val="both"/>
+        <w:rPr>
+          <w:rFonts w:ascii="Consolas" w:hAnsi="Consolas" w:cs="Times New Roman"/>
+          <w:sz w:val="24"/>
+          <w:szCs w:val="24"/>
+        </w:rPr>
+      </w:pPr>
+      <w:r>
+        <w:rPr>
+          <w:rFonts w:ascii="Consolas" w:hAnsi="Consolas" w:cs="Times New Roman"/>
+          <w:sz w:val="24"/>
+          <w:szCs w:val="24"/>
+        </w:rPr>
+        <w:t xml:space="preserve">      "</w:t>
+      </w:r>
+      <w:proofErr w:type="spellStart"/>
+      <w:r>
+        <w:rPr>
+          <w:rFonts w:ascii="Consolas" w:hAnsi="Consolas" w:cs="Times New Roman"/>
+          <w:sz w:val="24"/>
+          <w:szCs w:val="24"/>
+        </w:rPr>
+        <w:t>required</w:t>
+      </w:r>
+      <w:proofErr w:type="spellEnd"/>
+      <w:r>
+        <w:rPr>
+          <w:rFonts w:ascii="Consolas" w:hAnsi="Consolas" w:cs="Times New Roman"/>
+          <w:sz w:val="24"/>
+          <w:szCs w:val="24"/>
+        </w:rPr>
+        <w:t xml:space="preserve">": </w:t>
+      </w:r>
+      <w:proofErr w:type="spellStart"/>
+      <w:r>
+        <w:rPr>
+          <w:rFonts w:ascii="Consolas" w:hAnsi="Consolas" w:cs="Times New Roman"/>
+          <w:sz w:val="24"/>
+          <w:szCs w:val="24"/>
+        </w:rPr>
+        <w:t>false</w:t>
+      </w:r>
+      <w:proofErr w:type="spellEnd"/>
+      <w:r>
+        <w:rPr>
+          <w:rFonts w:ascii="Consolas" w:hAnsi="Consolas" w:cs="Times New Roman"/>
+          <w:sz w:val="24"/>
+          <w:szCs w:val="24"/>
+        </w:rPr>
+        <w:t>,</w:t>
+      </w:r>
+    </w:p>
+    <w:p>
+      <w:pPr>
+        <w:spacing w:after="0" w:line="360" w:lineRule="auto"/>
+        <w:ind w:firstLine="709"/>
+        <w:jc w:val="both"/>
+        <w:rPr>
+          <w:rFonts w:ascii="Consolas" w:hAnsi="Consolas" w:cs="Times New Roman"/>
+          <w:sz w:val="24"/>
+          <w:szCs w:val="24"/>
+        </w:rPr>
+      </w:pPr>
+      <w:r>
+        <w:rPr>
+          <w:rFonts w:ascii="Consolas" w:hAnsi="Consolas" w:cs="Times New Roman"/>
+          <w:sz w:val="24"/>
+          <w:szCs w:val="24"/>
+        </w:rPr>
+        <w:t xml:space="preserve">      "</w:t>
+      </w:r>
+      <w:proofErr w:type="spellStart"/>
+      <w:r>
+        <w:rPr>
+          <w:rFonts w:ascii="Consolas" w:hAnsi="Consolas" w:cs="Times New Roman"/>
+          <w:sz w:val="24"/>
+          <w:szCs w:val="24"/>
+        </w:rPr>
+        <w:t>placeholder</w:t>
+      </w:r>
+      <w:proofErr w:type="spellEnd"/>
+      <w:r>
+        <w:rPr>
+          <w:rFonts w:ascii="Consolas" w:hAnsi="Consolas" w:cs="Times New Roman"/>
+          <w:sz w:val="24"/>
+          <w:szCs w:val="24"/>
+        </w:rPr>
+        <w:t>": "</w:t>
+      </w:r>
+      <w:proofErr w:type="spellStart"/>
+      <w:r>
+        <w:rPr>
+          <w:rFonts w:ascii="Consolas" w:hAnsi="Consolas" w:cs="Times New Roman"/>
+          <w:sz w:val="24"/>
+          <w:szCs w:val="24"/>
+        </w:rPr>
+        <w:t>Hospital</w:t>
+      </w:r>
+      <w:proofErr w:type="spellEnd"/>
+      <w:r>
+        <w:rPr>
+          <w:rFonts w:ascii="Consolas" w:hAnsi="Consolas" w:cs="Times New Roman"/>
+          <w:sz w:val="24"/>
+          <w:szCs w:val="24"/>
+        </w:rPr>
+        <w:t xml:space="preserve"> / </w:t>
+      </w:r>
+      <w:proofErr w:type="spellStart"/>
+      <w:r>
+        <w:rPr>
+          <w:rFonts w:ascii="Consolas" w:hAnsi="Consolas" w:cs="Times New Roman"/>
+          <w:sz w:val="24"/>
+          <w:szCs w:val="24"/>
+        </w:rPr>
+        <w:t>registry</w:t>
+      </w:r>
+      <w:proofErr w:type="spellEnd"/>
+      <w:r>
+        <w:rPr>
+          <w:rFonts w:ascii="Consolas" w:hAnsi="Consolas" w:cs="Times New Roman"/>
+          <w:sz w:val="24"/>
+          <w:szCs w:val="24"/>
+        </w:rPr>
+        <w:t xml:space="preserve"> ID"</w:t>
+      </w:r>
+    </w:p>
+    <w:p>
+      <w:pPr>
+        <w:spacing w:after="0" w:line="360" w:lineRule="auto"/>
+        <w:ind w:firstLine="709"/>
+        <w:jc w:val="both"/>
+        <w:rPr>
+          <w:rFonts w:ascii="Consolas" w:hAnsi="Consolas" w:cs="Times New Roman"/>
+          <w:sz w:val="24"/>
+          <w:szCs w:val="24"/>
+        </w:rPr>
+      </w:pPr>
+      <w:r>
+        <w:rPr>
+          <w:rFonts w:ascii="Consolas" w:hAnsi="Consolas" w:cs="Times New Roman"/>
+          <w:sz w:val="24"/>
+          <w:szCs w:val="24"/>
+        </w:rPr>
+        <w:t xml:space="preserve">    },</w:t>
+      </w:r>
+    </w:p>
+    <w:p>
+      <w:pPr>
+        <w:spacing w:after="0" w:line="360" w:lineRule="auto"/>
+        <w:ind w:firstLine="709"/>
+        <w:jc w:val="both"/>
+        <w:rPr>
+          <w:rFonts w:ascii="Consolas" w:hAnsi="Consolas" w:cs="Times New Roman"/>
+          <w:sz w:val="24"/>
+          <w:szCs w:val="24"/>
+        </w:rPr>
+      </w:pPr>
+      <w:r>
+        <w:rPr>
+          <w:rFonts w:ascii="Consolas" w:hAnsi="Consolas" w:cs="Times New Roman"/>
+          <w:sz w:val="24"/>
+          <w:szCs w:val="24"/>
+        </w:rPr>
+        <w:t xml:space="preserve">    {</w:t>
+      </w:r>
+    </w:p>
+    <w:p>
+      <w:pPr>
+        <w:spacing w:after="0" w:line="360" w:lineRule="auto"/>
+        <w:ind w:firstLine="709"/>
+        <w:jc w:val="both"/>
+        <w:rPr>
+          <w:rFonts w:ascii="Consolas" w:hAnsi="Consolas" w:cs="Times New Roman"/>
+          <w:sz w:val="24"/>
+          <w:szCs w:val="24"/>
+        </w:rPr>
+      </w:pPr>
+      <w:r>
+        <w:rPr>
+          <w:rFonts w:ascii="Consolas" w:hAnsi="Consolas" w:cs="Times New Roman"/>
+          <w:sz w:val="24"/>
+          <w:szCs w:val="24"/>
+        </w:rPr>
+        <w:t xml:space="preserve">      "</w:t>
+      </w:r>
+      <w:proofErr w:type="spellStart"/>
+      <w:r>
+        <w:rPr>
+          <w:rFonts w:ascii="Consolas" w:hAnsi="Consolas" w:cs="Times New Roman"/>
+          <w:sz w:val="24"/>
+          <w:szCs w:val="24"/>
+        </w:rPr>
+        <w:t>key</w:t>
+      </w:r>
+      <w:proofErr w:type="spellEnd"/>
+      <w:r>
+        <w:rPr>
+          <w:rFonts w:ascii="Consolas" w:hAnsi="Consolas" w:cs="Times New Roman"/>
+          <w:sz w:val="24"/>
+          <w:szCs w:val="24"/>
+        </w:rPr>
+        <w:t>": "</w:t>
+      </w:r>
+      <w:proofErr w:type="spellStart"/>
+      <w:r>
+        <w:rPr>
+          <w:rFonts w:ascii="Consolas" w:hAnsi="Consolas" w:cs="Times New Roman"/>
+          <w:sz w:val="24"/>
+          <w:szCs w:val="24"/>
+        </w:rPr>
+        <w:t>gender</w:t>
+      </w:r>
+      <w:proofErr w:type="spellEnd"/>
+      <w:r>
+        <w:rPr>
+          <w:rFonts w:ascii="Consolas" w:hAnsi="Consolas" w:cs="Times New Roman"/>
+          <w:sz w:val="24"/>
+          <w:szCs w:val="24"/>
+        </w:rPr>
+        <w:t>",</w:t>
+      </w:r>
+    </w:p>
+    <w:p>
+      <w:pPr>
+        <w:spacing w:after="0" w:line="360" w:lineRule="auto"/>
+        <w:ind w:firstLine="709"/>
+        <w:jc w:val="both"/>
+        <w:rPr>
+          <w:rFonts w:ascii="Consolas" w:hAnsi="Consolas" w:cs="Times New Roman"/>
+          <w:sz w:val="24"/>
+          <w:szCs w:val="24"/>
+        </w:rPr>
+      </w:pPr>
+      <w:r>
+        <w:rPr>
+          <w:rFonts w:ascii="Consolas" w:hAnsi="Consolas" w:cs="Times New Roman"/>
+          <w:sz w:val="24"/>
+          <w:szCs w:val="24"/>
+        </w:rPr>
+        <w:t xml:space="preserve">      "</w:t>
+      </w:r>
+      <w:proofErr w:type="spellStart"/>
+      <w:r>
+        <w:rPr>
+          <w:rFonts w:ascii="Consolas" w:hAnsi="Consolas" w:cs="Times New Roman"/>
+          <w:sz w:val="24"/>
+          <w:szCs w:val="24"/>
+        </w:rPr>
+        <w:t>type</w:t>
+      </w:r>
+      <w:proofErr w:type="spellEnd"/>
+      <w:r>
+        <w:rPr>
+          <w:rFonts w:ascii="Consolas" w:hAnsi="Consolas" w:cs="Times New Roman"/>
+          <w:sz w:val="24"/>
+          <w:szCs w:val="24"/>
+        </w:rPr>
+        <w:t>": "</w:t>
+      </w:r>
+      <w:proofErr w:type="spellStart"/>
+      <w:r>
+        <w:rPr>
+          <w:rFonts w:ascii="Consolas" w:hAnsi="Consolas" w:cs="Times New Roman"/>
+          <w:sz w:val="24"/>
+          <w:szCs w:val="24"/>
+        </w:rPr>
+        <w:t>select</w:t>
+      </w:r>
+      <w:proofErr w:type="spellEnd"/>
+      <w:r>
+        <w:rPr>
+          <w:rFonts w:ascii="Consolas" w:hAnsi="Consolas" w:cs="Times New Roman"/>
+          <w:sz w:val="24"/>
+          <w:szCs w:val="24"/>
+        </w:rPr>
+        <w:t>",</w:t>
+      </w:r>
+    </w:p>
+    <w:p>
+      <w:pPr>
+        <w:spacing w:after="0" w:line="360" w:lineRule="auto"/>
+        <w:ind w:firstLine="709"/>
+        <w:jc w:val="both"/>
+        <w:rPr>
+          <w:rFonts w:ascii="Consolas" w:hAnsi="Consolas" w:cs="Times New Roman"/>
+          <w:sz w:val="24"/>
+          <w:szCs w:val="24"/>
+        </w:rPr>
+      </w:pPr>
+      <w:r>
+        <w:rPr>
+          <w:rFonts w:ascii="Consolas" w:hAnsi="Consolas" w:cs="Times New Roman"/>
+          <w:sz w:val="24"/>
+          <w:szCs w:val="24"/>
+        </w:rPr>
+        <w:t xml:space="preserve">      "</w:t>
+      </w:r>
+      <w:proofErr w:type="spellStart"/>
+      <w:r>
+        <w:rPr>
+          <w:rFonts w:ascii="Consolas" w:hAnsi="Consolas" w:cs="Times New Roman"/>
+          <w:sz w:val="24"/>
+          <w:szCs w:val="24"/>
+        </w:rPr>
+        <w:t>label</w:t>
+      </w:r>
+      <w:proofErr w:type="spellEnd"/>
+      <w:r>
+        <w:rPr>
+          <w:rFonts w:ascii="Consolas" w:hAnsi="Consolas" w:cs="Times New Roman"/>
+          <w:sz w:val="24"/>
+          <w:szCs w:val="24"/>
+        </w:rPr>
+        <w:t>": "</w:t>
+      </w:r>
+      <w:proofErr w:type="spellStart"/>
+      <w:r>
+        <w:rPr>
+          <w:rFonts w:ascii="Consolas" w:hAnsi="Consolas" w:cs="Times New Roman"/>
+          <w:sz w:val="24"/>
+          <w:szCs w:val="24"/>
+        </w:rPr>
+        <w:t>Gender</w:t>
+      </w:r>
+      <w:proofErr w:type="spellEnd"/>
+      <w:r>
+        <w:rPr>
+          <w:rFonts w:ascii="Consolas" w:hAnsi="Consolas" w:cs="Times New Roman"/>
+          <w:sz w:val="24"/>
+          <w:szCs w:val="24"/>
+        </w:rPr>
+        <w:t>",</w:t>
+      </w:r>
+    </w:p>
+    <w:p>
+      <w:pPr>
+        <w:spacing w:after="0" w:line="360" w:lineRule="auto"/>
+        <w:ind w:firstLine="709"/>
+        <w:jc w:val="both"/>
+        <w:rPr>
+          <w:rFonts w:ascii="Consolas" w:hAnsi="Consolas" w:cs="Times New Roman"/>
+          <w:sz w:val="24"/>
+          <w:szCs w:val="24"/>
+        </w:rPr>
+      </w:pPr>
+      <w:r>
+        <w:rPr>
+          <w:rFonts w:ascii="Consolas" w:hAnsi="Consolas" w:cs="Times New Roman"/>
+          <w:sz w:val="24"/>
+          <w:szCs w:val="24"/>
+        </w:rPr>
+        <w:t xml:space="preserve">      "</w:t>
+      </w:r>
+      <w:proofErr w:type="spellStart"/>
+      <w:r>
+        <w:rPr>
+          <w:rFonts w:ascii="Consolas" w:hAnsi="Consolas" w:cs="Times New Roman"/>
+          <w:sz w:val="24"/>
+          <w:szCs w:val="24"/>
+        </w:rPr>
+        <w:t>required</w:t>
+      </w:r>
+      <w:proofErr w:type="spellEnd"/>
+      <w:r>
+        <w:rPr>
+          <w:rFonts w:ascii="Consolas" w:hAnsi="Consolas" w:cs="Times New Roman"/>
+          <w:sz w:val="24"/>
+          <w:szCs w:val="24"/>
+        </w:rPr>
+        <w:t xml:space="preserve">": </w:t>
+      </w:r>
+      <w:proofErr w:type="spellStart"/>
+      <w:r>
+        <w:rPr>
+          <w:rFonts w:ascii="Consolas" w:hAnsi="Consolas" w:cs="Times New Roman"/>
+          <w:sz w:val="24"/>
+          <w:szCs w:val="24"/>
+        </w:rPr>
+        <w:t>true</w:t>
+      </w:r>
+      <w:proofErr w:type="spellEnd"/>
+      <w:r>
+        <w:rPr>
+          <w:rFonts w:ascii="Consolas" w:hAnsi="Consolas" w:cs="Times New Roman"/>
+          <w:sz w:val="24"/>
+          <w:szCs w:val="24"/>
+        </w:rPr>
+        <w:t>,</w:t>
+      </w:r>
+    </w:p>
+    <w:p>
+      <w:pPr>
+        <w:spacing w:after="0" w:line="360" w:lineRule="auto"/>
+        <w:ind w:firstLine="709"/>
+        <w:jc w:val="both"/>
+        <w:rPr>
+          <w:rFonts w:ascii="Consolas" w:hAnsi="Consolas" w:cs="Times New Roman"/>
+          <w:sz w:val="24"/>
+          <w:szCs w:val="24"/>
+        </w:rPr>
+      </w:pPr>
+      <w:r>
+        <w:rPr>
+          <w:rFonts w:ascii="Consolas" w:hAnsi="Consolas" w:cs="Times New Roman"/>
+          <w:sz w:val="24"/>
+          <w:szCs w:val="24"/>
+        </w:rPr>
+        <w:t xml:space="preserve">      "</w:t>
+      </w:r>
+      <w:proofErr w:type="spellStart"/>
+      <w:r>
+        <w:rPr>
+          <w:rFonts w:ascii="Consolas" w:hAnsi="Consolas" w:cs="Times New Roman"/>
+          <w:sz w:val="24"/>
+          <w:szCs w:val="24"/>
+        </w:rPr>
+        <w:t>options</w:t>
+      </w:r>
+      <w:proofErr w:type="spellEnd"/>
+      <w:r>
+        <w:rPr>
+          <w:rFonts w:ascii="Consolas" w:hAnsi="Consolas" w:cs="Times New Roman"/>
+          <w:sz w:val="24"/>
+          <w:szCs w:val="24"/>
+        </w:rPr>
+        <w:t>": [</w:t>
+      </w:r>
+    </w:p>
+    <w:p>
+      <w:pPr>
+        <w:spacing w:after="0" w:line="360" w:lineRule="auto"/>
+        <w:ind w:firstLine="709"/>
+        <w:jc w:val="both"/>
+        <w:rPr>
+          <w:rFonts w:ascii="Consolas" w:hAnsi="Consolas" w:cs="Times New Roman"/>
+          <w:sz w:val="24"/>
+          <w:szCs w:val="24"/>
+        </w:rPr>
+      </w:pPr>
+      <w:r>
+        <w:rPr>
+          <w:rFonts w:ascii="Consolas" w:hAnsi="Consolas" w:cs="Times New Roman"/>
+          <w:sz w:val="24"/>
+          <w:szCs w:val="24"/>
+        </w:rPr>
+        <w:t xml:space="preserve">        {</w:t>
+      </w:r>
+    </w:p>
+    <w:p>
+      <w:pPr>
+        <w:spacing w:after="0" w:line="360" w:lineRule="auto"/>
+        <w:ind w:firstLine="709"/>
+        <w:jc w:val="both"/>
+        <w:rPr>
+          <w:rFonts w:ascii="Consolas" w:hAnsi="Consolas" w:cs="Times New Roman"/>
+          <w:sz w:val="24"/>
+          <w:szCs w:val="24"/>
+        </w:rPr>
+      </w:pPr>
+      <w:r>
+        <w:rPr>
+          <w:rFonts w:ascii="Consolas" w:hAnsi="Consolas" w:cs="Times New Roman"/>
+          <w:sz w:val="24"/>
+          <w:szCs w:val="24"/>
+        </w:rPr>
+        <w:t xml:space="preserve">          "</w:t>
+      </w:r>
+      <w:proofErr w:type="spellStart"/>
+      <w:r>
+        <w:rPr>
+          <w:rFonts w:ascii="Consolas" w:hAnsi="Consolas" w:cs="Times New Roman"/>
+          <w:sz w:val="24"/>
+          <w:szCs w:val="24"/>
+        </w:rPr>
+        <w:t>value</w:t>
+      </w:r>
+      <w:proofErr w:type="spellEnd"/>
+      <w:r>
+        <w:rPr>
+          <w:rFonts w:ascii="Consolas" w:hAnsi="Consolas" w:cs="Times New Roman"/>
+          <w:sz w:val="24"/>
+          <w:szCs w:val="24"/>
+        </w:rPr>
+        <w:t>": "</w:t>
+      </w:r>
+      <w:proofErr w:type="spellStart"/>
+      <w:r>
+        <w:rPr>
+          <w:rFonts w:ascii="Consolas" w:hAnsi="Consolas" w:cs="Times New Roman"/>
+          <w:sz w:val="24"/>
+          <w:szCs w:val="24"/>
+        </w:rPr>
+        <w:t>male</w:t>
+      </w:r>
+      <w:proofErr w:type="spellEnd"/>
+      <w:r>
+        <w:rPr>
+          <w:rFonts w:ascii="Consolas" w:hAnsi="Consolas" w:cs="Times New Roman"/>
+          <w:sz w:val="24"/>
+          <w:szCs w:val="24"/>
+        </w:rPr>
+        <w:t>",</w:t>
+      </w:r>
+    </w:p>
+    <w:p>
+      <w:pPr>
+        <w:spacing w:after="0" w:line="360" w:lineRule="auto"/>
+        <w:ind w:firstLine="709"/>
+        <w:jc w:val="both"/>
+        <w:rPr>
+          <w:rFonts w:ascii="Consolas" w:hAnsi="Consolas" w:cs="Times New Roman"/>
+          <w:sz w:val="24"/>
+          <w:szCs w:val="24"/>
+        </w:rPr>
+      </w:pPr>
+      <w:r>
+        <w:rPr>
+          <w:rFonts w:ascii="Consolas" w:hAnsi="Consolas" w:cs="Times New Roman"/>
+          <w:sz w:val="24"/>
+          <w:szCs w:val="24"/>
+        </w:rPr>
+        <w:t xml:space="preserve">          "</w:t>
+      </w:r>
+      <w:proofErr w:type="spellStart"/>
+      <w:r>
+        <w:rPr>
+          <w:rFonts w:ascii="Consolas" w:hAnsi="Consolas" w:cs="Times New Roman"/>
+          <w:sz w:val="24"/>
+          <w:szCs w:val="24"/>
+        </w:rPr>
+        <w:t>label</w:t>
+      </w:r>
+      <w:proofErr w:type="spellEnd"/>
+      <w:r>
+        <w:rPr>
+          <w:rFonts w:ascii="Consolas" w:hAnsi="Consolas" w:cs="Times New Roman"/>
+          <w:sz w:val="24"/>
+          <w:szCs w:val="24"/>
+        </w:rPr>
+        <w:t>": "</w:t>
+      </w:r>
+      <w:proofErr w:type="spellStart"/>
+      <w:r>
+        <w:rPr>
+          <w:rFonts w:ascii="Consolas" w:hAnsi="Consolas" w:cs="Times New Roman"/>
+          <w:sz w:val="24"/>
+          <w:szCs w:val="24"/>
+        </w:rPr>
+        <w:t>Male</w:t>
+      </w:r>
+      <w:proofErr w:type="spellEnd"/>
+      <w:r>
+        <w:rPr>
+          <w:rFonts w:ascii="Consolas" w:hAnsi="Consolas" w:cs="Times New Roman"/>
+          <w:sz w:val="24"/>
+          <w:szCs w:val="24"/>
+        </w:rPr>
+        <w:t>"</w:t>
+      </w:r>
+    </w:p>
+    <w:p>
+      <w:pPr>
+        <w:spacing w:after="0" w:line="360" w:lineRule="auto"/>
+        <w:ind w:firstLine="709"/>
+        <w:jc w:val="both"/>
+        <w:rPr>
+          <w:rFonts w:ascii="Consolas" w:hAnsi="Consolas" w:cs="Times New Roman"/>
+          <w:sz w:val="24"/>
+          <w:szCs w:val="24"/>
+        </w:rPr>
+      </w:pPr>
+      <w:r>
+        <w:rPr>
+          <w:rFonts w:ascii="Consolas" w:hAnsi="Consolas" w:cs="Times New Roman"/>
+          <w:sz w:val="24"/>
+          <w:szCs w:val="24"/>
+        </w:rPr>
+        <w:t xml:space="preserve">        },</w:t>
+      </w:r>
+    </w:p>
+    <w:p>
+      <w:pPr>
+        <w:spacing w:after="0" w:line="360" w:lineRule="auto"/>
+        <w:ind w:firstLine="709"/>
+        <w:jc w:val="both"/>
+        <w:rPr>
+          <w:rFonts w:ascii="Consolas" w:hAnsi="Consolas" w:cs="Times New Roman"/>
+          <w:sz w:val="24"/>
+          <w:szCs w:val="24"/>
+        </w:rPr>
+      </w:pPr>
+      <w:r>
+        <w:rPr>
+          <w:rFonts w:ascii="Consolas" w:hAnsi="Consolas" w:cs="Times New Roman"/>
+          <w:sz w:val="24"/>
+          <w:szCs w:val="24"/>
+        </w:rPr>
+        <w:t xml:space="preserve">        {</w:t>
       </w:r>
       <w:bookmarkStart w:id="0" w:name="_GoBack"/>
       <w:bookmarkEnd w:id="0"/>
@@ -2256,599 +5587,364 @@
         <w:ind w:firstLine="709"/>
         <w:jc w:val="both"/>
         <w:rPr>
-          <w:rFonts w:ascii="Times New Roman" w:hAnsi="Times New Roman" w:cs="Times New Roman"/>
-          <w:b/>
-          <w:sz w:val="28"/>
-          <w:szCs w:val="28"/>
-        </w:rPr>
-      </w:pPr>
-      <w:r>
-        <w:rPr>
-          <w:rFonts w:ascii="Times New Roman" w:hAnsi="Times New Roman" w:cs="Times New Roman"/>
-          <w:b/>
-          <w:sz w:val="28"/>
-          <w:szCs w:val="28"/>
-        </w:rPr>
-        <w:t xml:space="preserve">Зроблено контроль якості через </w:t>
-      </w:r>
-      <w:proofErr w:type="spellStart"/>
-      <w:r>
-        <w:rPr>
-          <w:rFonts w:ascii="Times New Roman" w:hAnsi="Times New Roman" w:cs="Times New Roman"/>
-          <w:b/>
-          <w:sz w:val="28"/>
-          <w:szCs w:val="28"/>
-        </w:rPr>
-        <w:t>валідацію</w:t>
-      </w:r>
-      <w:proofErr w:type="spellEnd"/>
-      <w:r>
-        <w:rPr>
-          <w:rFonts w:ascii="Times New Roman" w:hAnsi="Times New Roman" w:cs="Times New Roman"/>
-          <w:b/>
-          <w:sz w:val="28"/>
-          <w:szCs w:val="28"/>
-        </w:rPr>
-        <w:t>:</w:t>
-      </w:r>
-    </w:p>
-    <w:p>
-      <w:pPr>
-        <w:spacing w:after="0" w:line="360" w:lineRule="auto"/>
-        <w:ind w:firstLine="709"/>
-        <w:jc w:val="both"/>
-        <w:rPr>
-          <w:rFonts w:ascii="Times New Roman" w:hAnsi="Times New Roman" w:cs="Times New Roman"/>
-          <w:sz w:val="28"/>
-          <w:szCs w:val="28"/>
-        </w:rPr>
-      </w:pPr>
-      <w:r>
-        <w:rPr>
-          <w:rFonts w:ascii="Times New Roman" w:hAnsi="Times New Roman" w:cs="Times New Roman"/>
-          <w:sz w:val="28"/>
-          <w:szCs w:val="28"/>
-        </w:rPr>
-        <w:t xml:space="preserve">Адже </w:t>
-      </w:r>
-      <w:r>
-        <w:rPr>
-          <w:rFonts w:ascii="Times New Roman" w:hAnsi="Times New Roman" w:cs="Times New Roman"/>
-          <w:sz w:val="28"/>
-          <w:szCs w:val="28"/>
-        </w:rPr>
-        <w:t>AI іноді генерує некоректні дані</w:t>
-      </w:r>
-      <w:r>
-        <w:rPr>
-          <w:rFonts w:ascii="Times New Roman" w:hAnsi="Times New Roman" w:cs="Times New Roman"/>
-          <w:sz w:val="28"/>
-          <w:szCs w:val="28"/>
-        </w:rPr>
-        <w:t xml:space="preserve">, наприклад, замість </w:t>
-      </w:r>
-      <w:r>
-        <w:rPr>
-          <w:rFonts w:ascii="Consolas" w:hAnsi="Consolas" w:cs="Times New Roman"/>
-          <w:sz w:val="28"/>
-          <w:szCs w:val="28"/>
+          <w:rFonts w:ascii="Consolas" w:hAnsi="Consolas" w:cs="Times New Roman"/>
+          <w:sz w:val="24"/>
+          <w:szCs w:val="24"/>
+        </w:rPr>
+      </w:pPr>
+      <w:r>
+        <w:rPr>
+          <w:rFonts w:ascii="Consolas" w:hAnsi="Consolas" w:cs="Times New Roman"/>
+          <w:sz w:val="24"/>
+          <w:szCs w:val="24"/>
+        </w:rPr>
+        <w:t xml:space="preserve">          "</w:t>
+      </w:r>
+      <w:proofErr w:type="spellStart"/>
+      <w:r>
+        <w:rPr>
+          <w:rFonts w:ascii="Consolas" w:hAnsi="Consolas" w:cs="Times New Roman"/>
+          <w:sz w:val="24"/>
+          <w:szCs w:val="24"/>
+        </w:rPr>
+        <w:t>value</w:t>
+      </w:r>
+      <w:proofErr w:type="spellEnd"/>
+      <w:r>
+        <w:rPr>
+          <w:rFonts w:ascii="Consolas" w:hAnsi="Consolas" w:cs="Times New Roman"/>
+          <w:sz w:val="24"/>
+          <w:szCs w:val="24"/>
+        </w:rPr>
+        <w:t>": "</w:t>
+      </w:r>
+      <w:proofErr w:type="spellStart"/>
+      <w:r>
+        <w:rPr>
+          <w:rFonts w:ascii="Consolas" w:hAnsi="Consolas" w:cs="Times New Roman"/>
+          <w:sz w:val="24"/>
+          <w:szCs w:val="24"/>
+        </w:rPr>
+        <w:t>female</w:t>
+      </w:r>
+      <w:proofErr w:type="spellEnd"/>
+      <w:r>
+        <w:rPr>
+          <w:rFonts w:ascii="Consolas" w:hAnsi="Consolas" w:cs="Times New Roman"/>
+          <w:sz w:val="24"/>
+          <w:szCs w:val="24"/>
+        </w:rPr>
+        <w:t>",</w:t>
+      </w:r>
+    </w:p>
+    <w:p>
+      <w:pPr>
+        <w:spacing w:after="0" w:line="360" w:lineRule="auto"/>
+        <w:ind w:firstLine="709"/>
+        <w:jc w:val="both"/>
+        <w:rPr>
+          <w:rFonts w:ascii="Consolas" w:hAnsi="Consolas" w:cs="Times New Roman"/>
+          <w:sz w:val="24"/>
+          <w:szCs w:val="24"/>
+        </w:rPr>
+      </w:pPr>
+      <w:r>
+        <w:rPr>
+          <w:rFonts w:ascii="Consolas" w:hAnsi="Consolas" w:cs="Times New Roman"/>
+          <w:sz w:val="24"/>
+          <w:szCs w:val="24"/>
+        </w:rPr>
+        <w:t xml:space="preserve">          "</w:t>
+      </w:r>
+      <w:proofErr w:type="spellStart"/>
+      <w:r>
+        <w:rPr>
+          <w:rFonts w:ascii="Consolas" w:hAnsi="Consolas" w:cs="Times New Roman"/>
+          <w:sz w:val="24"/>
+          <w:szCs w:val="24"/>
+        </w:rPr>
+        <w:t>label</w:t>
+      </w:r>
+      <w:proofErr w:type="spellEnd"/>
+      <w:r>
+        <w:rPr>
+          <w:rFonts w:ascii="Consolas" w:hAnsi="Consolas" w:cs="Times New Roman"/>
+          <w:sz w:val="24"/>
+          <w:szCs w:val="24"/>
+        </w:rPr>
+        <w:t>": "</w:t>
+      </w:r>
+      <w:proofErr w:type="spellStart"/>
+      <w:r>
+        <w:rPr>
+          <w:rFonts w:ascii="Consolas" w:hAnsi="Consolas" w:cs="Times New Roman"/>
+          <w:sz w:val="24"/>
+          <w:szCs w:val="24"/>
+        </w:rPr>
+        <w:t>Female</w:t>
+      </w:r>
+      <w:proofErr w:type="spellEnd"/>
+      <w:r>
+        <w:rPr>
+          <w:rFonts w:ascii="Consolas" w:hAnsi="Consolas" w:cs="Times New Roman"/>
+          <w:sz w:val="24"/>
+          <w:szCs w:val="24"/>
         </w:rPr>
         <w:t>"</w:t>
       </w:r>
-      <w:proofErr w:type="spellStart"/>
-      <w:r>
-        <w:rPr>
-          <w:rFonts w:ascii="Consolas" w:hAnsi="Consolas" w:cs="Times New Roman"/>
-          <w:sz w:val="28"/>
-          <w:szCs w:val="28"/>
-          <w:lang w:val="ru-RU"/>
-        </w:rPr>
-        <w:t>patientId</w:t>
-      </w:r>
-      <w:proofErr w:type="spellEnd"/>
-      <w:r>
-        <w:rPr>
-          <w:rFonts w:ascii="Consolas" w:hAnsi="Consolas" w:cs="Times New Roman"/>
-          <w:sz w:val="28"/>
-          <w:szCs w:val="28"/>
+    </w:p>
+    <w:p>
+      <w:pPr>
+        <w:spacing w:after="0" w:line="360" w:lineRule="auto"/>
+        <w:ind w:firstLine="709"/>
+        <w:jc w:val="both"/>
+        <w:rPr>
+          <w:rFonts w:ascii="Consolas" w:hAnsi="Consolas" w:cs="Times New Roman"/>
+          <w:sz w:val="24"/>
+          <w:szCs w:val="24"/>
+        </w:rPr>
+      </w:pPr>
+      <w:r>
+        <w:rPr>
+          <w:rFonts w:ascii="Consolas" w:hAnsi="Consolas" w:cs="Times New Roman"/>
+          <w:sz w:val="24"/>
+          <w:szCs w:val="24"/>
+        </w:rPr>
+        <w:lastRenderedPageBreak/>
+        <w:t xml:space="preserve">        },</w:t>
+      </w:r>
+    </w:p>
+    <w:p>
+      <w:pPr>
+        <w:spacing w:after="0" w:line="360" w:lineRule="auto"/>
+        <w:ind w:firstLine="709"/>
+        <w:jc w:val="both"/>
+        <w:rPr>
+          <w:rFonts w:ascii="Consolas" w:hAnsi="Consolas" w:cs="Times New Roman"/>
+          <w:sz w:val="24"/>
+          <w:szCs w:val="24"/>
+        </w:rPr>
+      </w:pPr>
+      <w:r>
+        <w:rPr>
+          <w:rFonts w:ascii="Consolas" w:hAnsi="Consolas" w:cs="Times New Roman"/>
+          <w:sz w:val="24"/>
+          <w:szCs w:val="24"/>
+        </w:rPr>
+        <w:t xml:space="preserve">        {</w:t>
+      </w:r>
+    </w:p>
+    <w:p>
+      <w:pPr>
+        <w:spacing w:after="0" w:line="360" w:lineRule="auto"/>
+        <w:ind w:firstLine="709"/>
+        <w:jc w:val="both"/>
+        <w:rPr>
+          <w:rFonts w:ascii="Consolas" w:hAnsi="Consolas" w:cs="Times New Roman"/>
+          <w:sz w:val="24"/>
+          <w:szCs w:val="24"/>
+        </w:rPr>
+      </w:pPr>
+      <w:r>
+        <w:rPr>
+          <w:rFonts w:ascii="Consolas" w:hAnsi="Consolas" w:cs="Times New Roman"/>
+          <w:sz w:val="24"/>
+          <w:szCs w:val="24"/>
+        </w:rPr>
+        <w:t xml:space="preserve">          "</w:t>
+      </w:r>
+      <w:proofErr w:type="spellStart"/>
+      <w:r>
+        <w:rPr>
+          <w:rFonts w:ascii="Consolas" w:hAnsi="Consolas" w:cs="Times New Roman"/>
+          <w:sz w:val="24"/>
+          <w:szCs w:val="24"/>
+        </w:rPr>
+        <w:t>value</w:t>
+      </w:r>
+      <w:proofErr w:type="spellEnd"/>
+      <w:r>
+        <w:rPr>
+          <w:rFonts w:ascii="Consolas" w:hAnsi="Consolas" w:cs="Times New Roman"/>
+          <w:sz w:val="24"/>
+          <w:szCs w:val="24"/>
+        </w:rPr>
+        <w:t>": "</w:t>
+      </w:r>
+      <w:proofErr w:type="spellStart"/>
+      <w:r>
+        <w:rPr>
+          <w:rFonts w:ascii="Consolas" w:hAnsi="Consolas" w:cs="Times New Roman"/>
+          <w:sz w:val="24"/>
+          <w:szCs w:val="24"/>
+        </w:rPr>
+        <w:t>other</w:t>
+      </w:r>
+      <w:proofErr w:type="spellEnd"/>
+      <w:r>
+        <w:rPr>
+          <w:rFonts w:ascii="Consolas" w:hAnsi="Consolas" w:cs="Times New Roman"/>
+          <w:sz w:val="24"/>
+          <w:szCs w:val="24"/>
+        </w:rPr>
+        <w:t>",</w:t>
+      </w:r>
+    </w:p>
+    <w:p>
+      <w:pPr>
+        <w:spacing w:after="0" w:line="360" w:lineRule="auto"/>
+        <w:ind w:firstLine="709"/>
+        <w:jc w:val="both"/>
+        <w:rPr>
+          <w:rFonts w:ascii="Consolas" w:hAnsi="Consolas" w:cs="Times New Roman"/>
+          <w:sz w:val="24"/>
+          <w:szCs w:val="24"/>
+        </w:rPr>
+      </w:pPr>
+      <w:r>
+        <w:rPr>
+          <w:rFonts w:ascii="Consolas" w:hAnsi="Consolas" w:cs="Times New Roman"/>
+          <w:sz w:val="24"/>
+          <w:szCs w:val="24"/>
+        </w:rPr>
+        <w:t xml:space="preserve">          "</w:t>
+      </w:r>
+      <w:proofErr w:type="spellStart"/>
+      <w:r>
+        <w:rPr>
+          <w:rFonts w:ascii="Consolas" w:hAnsi="Consolas" w:cs="Times New Roman"/>
+          <w:sz w:val="24"/>
+          <w:szCs w:val="24"/>
+        </w:rPr>
+        <w:t>label</w:t>
+      </w:r>
+      <w:proofErr w:type="spellEnd"/>
+      <w:r>
+        <w:rPr>
+          <w:rFonts w:ascii="Consolas" w:hAnsi="Consolas" w:cs="Times New Roman"/>
+          <w:sz w:val="24"/>
+          <w:szCs w:val="24"/>
+        </w:rPr>
+        <w:t>": "</w:t>
+      </w:r>
+      <w:proofErr w:type="spellStart"/>
+      <w:r>
+        <w:rPr>
+          <w:rFonts w:ascii="Consolas" w:hAnsi="Consolas" w:cs="Times New Roman"/>
+          <w:sz w:val="24"/>
+          <w:szCs w:val="24"/>
+        </w:rPr>
+        <w:t>Other</w:t>
+      </w:r>
+      <w:proofErr w:type="spellEnd"/>
+      <w:r>
+        <w:rPr>
+          <w:rFonts w:ascii="Consolas" w:hAnsi="Consolas" w:cs="Times New Roman"/>
+          <w:sz w:val="24"/>
+          <w:szCs w:val="24"/>
         </w:rPr>
         <w:t>"</w:t>
       </w:r>
-      <w:r>
-        <w:rPr>
-          <w:rFonts w:ascii="Times New Roman" w:hAnsi="Times New Roman" w:cs="Times New Roman"/>
-          <w:sz w:val="28"/>
-          <w:szCs w:val="28"/>
-        </w:rPr>
-        <w:t xml:space="preserve"> – </w:t>
-      </w:r>
-      <w:r>
-        <w:rPr>
-          <w:rFonts w:ascii="Consolas" w:hAnsi="Consolas" w:cs="Times New Roman"/>
-          <w:sz w:val="28"/>
-          <w:szCs w:val="28"/>
-        </w:rPr>
-        <w:t>"</w:t>
-      </w:r>
-      <w:proofErr w:type="spellStart"/>
-      <w:r>
-        <w:rPr>
-          <w:rFonts w:ascii="Consolas" w:hAnsi="Consolas" w:cs="Times New Roman"/>
-          <w:sz w:val="28"/>
-          <w:szCs w:val="28"/>
-          <w:lang w:val="ru-RU"/>
-        </w:rPr>
-        <w:t>patient</w:t>
-      </w:r>
-      <w:proofErr w:type="spellEnd"/>
-      <w:r>
-        <w:rPr>
-          <w:rFonts w:ascii="Consolas" w:hAnsi="Consolas" w:cs="Times New Roman"/>
-          <w:sz w:val="28"/>
-          <w:szCs w:val="28"/>
-        </w:rPr>
-        <w:t>_</w:t>
-      </w:r>
-      <w:proofErr w:type="spellStart"/>
-      <w:r>
-        <w:rPr>
-          <w:rFonts w:ascii="Consolas" w:hAnsi="Consolas" w:cs="Times New Roman"/>
-          <w:sz w:val="28"/>
-          <w:szCs w:val="28"/>
-          <w:lang w:val="ru-RU"/>
-        </w:rPr>
-        <w:t>id</w:t>
-      </w:r>
-      <w:proofErr w:type="spellEnd"/>
-      <w:r>
-        <w:rPr>
-          <w:rFonts w:ascii="Consolas" w:hAnsi="Consolas" w:cs="Times New Roman"/>
-          <w:sz w:val="28"/>
-          <w:szCs w:val="28"/>
-        </w:rPr>
-        <w:t>"</w:t>
-      </w:r>
-      <w:r>
-        <w:rPr>
-          <w:rFonts w:ascii="Times New Roman" w:hAnsi="Times New Roman" w:cs="Times New Roman"/>
-          <w:sz w:val="28"/>
-          <w:szCs w:val="28"/>
-        </w:rPr>
-        <w:t xml:space="preserve"> (</w:t>
-      </w:r>
-      <w:proofErr w:type="spellStart"/>
-      <w:r>
-        <w:rPr>
-          <w:rFonts w:ascii="Times New Roman" w:hAnsi="Times New Roman" w:cs="Times New Roman"/>
-          <w:sz w:val="28"/>
-          <w:szCs w:val="28"/>
-        </w:rPr>
-        <w:t>camelCase</w:t>
-      </w:r>
-      <w:proofErr w:type="spellEnd"/>
-      <w:r>
-        <w:rPr>
-          <w:rFonts w:ascii="Times New Roman" w:hAnsi="Times New Roman" w:cs="Times New Roman"/>
-          <w:sz w:val="28"/>
-          <w:szCs w:val="28"/>
-        </w:rPr>
-        <w:t xml:space="preserve"> </w:t>
-      </w:r>
-      <w:proofErr w:type="spellStart"/>
-      <w:r>
-        <w:rPr>
-          <w:rFonts w:ascii="Times New Roman" w:hAnsi="Times New Roman" w:cs="Times New Roman"/>
-          <w:sz w:val="28"/>
-          <w:szCs w:val="28"/>
-        </w:rPr>
-        <w:t>валідація</w:t>
-      </w:r>
-      <w:proofErr w:type="spellEnd"/>
-      <w:r>
-        <w:rPr>
-          <w:rFonts w:ascii="Times New Roman" w:hAnsi="Times New Roman" w:cs="Times New Roman"/>
-          <w:sz w:val="28"/>
-          <w:szCs w:val="28"/>
-        </w:rPr>
-        <w:t xml:space="preserve">). </w:t>
-      </w:r>
-      <w:r>
-        <w:rPr>
-          <w:rFonts w:ascii="Times New Roman" w:hAnsi="Times New Roman" w:cs="Times New Roman"/>
-          <w:sz w:val="28"/>
-          <w:szCs w:val="28"/>
-        </w:rPr>
-        <w:t xml:space="preserve">І </w:t>
-      </w:r>
-      <w:r>
-        <w:rPr>
-          <w:rFonts w:ascii="Times New Roman" w:hAnsi="Times New Roman" w:cs="Times New Roman"/>
-          <w:sz w:val="28"/>
-          <w:szCs w:val="28"/>
-        </w:rPr>
-        <w:t xml:space="preserve">замість </w:t>
-      </w:r>
-      <w:r>
-        <w:rPr>
-          <w:rFonts w:ascii="Consolas" w:hAnsi="Consolas" w:cs="Times New Roman"/>
-          <w:sz w:val="28"/>
-          <w:szCs w:val="28"/>
-        </w:rPr>
-        <w:t>"</w:t>
-      </w:r>
-      <w:r>
-        <w:rPr>
-          <w:rFonts w:ascii="Consolas" w:hAnsi="Consolas" w:cs="Times New Roman"/>
-          <w:sz w:val="28"/>
-          <w:szCs w:val="28"/>
-          <w:lang w:val="en-US"/>
-        </w:rPr>
-        <w:t>id</w:t>
-      </w:r>
-      <w:r>
-        <w:rPr>
-          <w:rFonts w:ascii="Consolas" w:hAnsi="Consolas" w:cs="Times New Roman"/>
-          <w:sz w:val="28"/>
-          <w:szCs w:val="28"/>
-        </w:rPr>
-        <w:t>": "</w:t>
-      </w:r>
-      <w:r>
-        <w:rPr>
-          <w:rFonts w:ascii="Consolas" w:hAnsi="Consolas" w:cs="Times New Roman"/>
-          <w:sz w:val="28"/>
-          <w:szCs w:val="28"/>
-          <w:lang w:val="en-US"/>
-        </w:rPr>
-        <w:t>patient</w:t>
-      </w:r>
-      <w:r>
-        <w:rPr>
-          <w:rFonts w:ascii="Consolas" w:hAnsi="Consolas" w:cs="Times New Roman"/>
-          <w:sz w:val="28"/>
-          <w:szCs w:val="28"/>
-        </w:rPr>
-        <w:t>-</w:t>
-      </w:r>
-      <w:r>
-        <w:rPr>
-          <w:rFonts w:ascii="Consolas" w:hAnsi="Consolas" w:cs="Times New Roman"/>
-          <w:sz w:val="28"/>
-          <w:szCs w:val="28"/>
-          <w:lang w:val="en-US"/>
-        </w:rPr>
-        <w:t>identity</w:t>
-      </w:r>
-      <w:r>
-        <w:rPr>
-          <w:rFonts w:ascii="Consolas" w:hAnsi="Consolas" w:cs="Times New Roman"/>
-          <w:sz w:val="28"/>
-          <w:szCs w:val="28"/>
-        </w:rPr>
-        <w:t>"</w:t>
-      </w:r>
-      <w:r>
-        <w:rPr>
-          <w:rFonts w:ascii="Times New Roman" w:hAnsi="Times New Roman" w:cs="Times New Roman"/>
-          <w:sz w:val="28"/>
-          <w:szCs w:val="28"/>
-        </w:rPr>
-        <w:t xml:space="preserve"> – </w:t>
-      </w:r>
-      <w:r>
-        <w:rPr>
-          <w:rFonts w:ascii="Consolas" w:hAnsi="Consolas" w:cs="Times New Roman"/>
-          <w:sz w:val="28"/>
-          <w:szCs w:val="28"/>
-        </w:rPr>
-        <w:t>"</w:t>
-      </w:r>
-      <w:r>
-        <w:rPr>
-          <w:rFonts w:ascii="Consolas" w:hAnsi="Consolas" w:cs="Times New Roman"/>
-          <w:sz w:val="28"/>
-          <w:szCs w:val="28"/>
-          <w:lang w:val="en-US"/>
-        </w:rPr>
-        <w:t>id</w:t>
-      </w:r>
-      <w:r>
-        <w:rPr>
-          <w:rFonts w:ascii="Consolas" w:hAnsi="Consolas" w:cs="Times New Roman"/>
-          <w:sz w:val="28"/>
-          <w:szCs w:val="28"/>
-        </w:rPr>
-        <w:t>": "</w:t>
-      </w:r>
-      <w:r>
-        <w:rPr>
-          <w:rFonts w:ascii="Consolas" w:hAnsi="Consolas" w:cs="Times New Roman"/>
-          <w:sz w:val="28"/>
-          <w:szCs w:val="28"/>
-          <w:lang w:val="en-US"/>
-        </w:rPr>
-        <w:t>patient</w:t>
-      </w:r>
-      <w:r>
-        <w:rPr>
-          <w:rFonts w:ascii="Consolas" w:hAnsi="Consolas" w:cs="Times New Roman"/>
-          <w:sz w:val="28"/>
-          <w:szCs w:val="28"/>
-        </w:rPr>
-        <w:t>_</w:t>
-      </w:r>
-      <w:r>
-        <w:rPr>
-          <w:rFonts w:ascii="Consolas" w:hAnsi="Consolas" w:cs="Times New Roman"/>
-          <w:sz w:val="28"/>
-          <w:szCs w:val="28"/>
-          <w:lang w:val="en-US"/>
-        </w:rPr>
-        <w:t>identity</w:t>
-      </w:r>
-      <w:r>
-        <w:rPr>
-          <w:rFonts w:ascii="Consolas" w:hAnsi="Consolas" w:cs="Times New Roman"/>
-          <w:sz w:val="28"/>
-          <w:szCs w:val="28"/>
-        </w:rPr>
-        <w:t xml:space="preserve">" </w:t>
-      </w:r>
-      <w:r>
-        <w:rPr>
-          <w:rFonts w:ascii="Times New Roman" w:hAnsi="Times New Roman" w:cs="Times New Roman"/>
-          <w:sz w:val="28"/>
-          <w:szCs w:val="28"/>
-        </w:rPr>
-        <w:t>(</w:t>
-      </w:r>
-      <w:proofErr w:type="spellStart"/>
-      <w:r>
-        <w:rPr>
-          <w:rFonts w:ascii="Times New Roman" w:hAnsi="Times New Roman" w:cs="Times New Roman"/>
-          <w:sz w:val="28"/>
-          <w:szCs w:val="28"/>
-        </w:rPr>
-        <w:t>kebab-case</w:t>
-      </w:r>
-      <w:proofErr w:type="spellEnd"/>
-      <w:r>
-        <w:rPr>
-          <w:rFonts w:ascii="Times New Roman" w:hAnsi="Times New Roman" w:cs="Times New Roman"/>
-          <w:sz w:val="28"/>
-          <w:szCs w:val="28"/>
-        </w:rPr>
-        <w:t xml:space="preserve">). </w:t>
-      </w:r>
-    </w:p>
-    <w:p>
-      <w:pPr>
-        <w:spacing w:after="0" w:line="360" w:lineRule="auto"/>
-        <w:ind w:firstLine="709"/>
-        <w:jc w:val="both"/>
-        <w:rPr>
-          <w:rFonts w:ascii="Times New Roman" w:hAnsi="Times New Roman" w:cs="Times New Roman"/>
-          <w:i/>
-          <w:sz w:val="28"/>
-          <w:szCs w:val="28"/>
-        </w:rPr>
-      </w:pPr>
-      <w:r>
-        <w:rPr>
-          <w:rFonts w:ascii="Times New Roman" w:hAnsi="Times New Roman" w:cs="Times New Roman"/>
-          <w:i/>
-          <w:sz w:val="28"/>
-          <w:szCs w:val="28"/>
-        </w:rPr>
-        <w:t xml:space="preserve">Тобто </w:t>
-      </w:r>
-      <w:r>
-        <w:rPr>
-          <w:rFonts w:ascii="Times New Roman" w:hAnsi="Times New Roman" w:cs="Times New Roman"/>
-          <w:i/>
-          <w:sz w:val="28"/>
-          <w:szCs w:val="28"/>
-          <w:lang w:val="ru-RU"/>
-        </w:rPr>
-        <w:t>AI</w:t>
-      </w:r>
-      <w:r>
-        <w:rPr>
-          <w:rFonts w:ascii="Times New Roman" w:hAnsi="Times New Roman" w:cs="Times New Roman"/>
-          <w:i/>
-          <w:sz w:val="28"/>
-          <w:szCs w:val="28"/>
-        </w:rPr>
-        <w:t xml:space="preserve"> не просто генерує дані, система контролює їх якість і відповідність стандарту.</w:t>
-      </w:r>
-    </w:p>
-    <w:p>
-      <w:pPr>
-        <w:spacing w:after="0" w:line="360" w:lineRule="auto"/>
-        <w:ind w:firstLine="709"/>
-        <w:jc w:val="both"/>
-        <w:rPr>
-          <w:rFonts w:ascii="Times New Roman" w:hAnsi="Times New Roman" w:cs="Times New Roman"/>
-          <w:sz w:val="28"/>
-          <w:szCs w:val="28"/>
-        </w:rPr>
-      </w:pPr>
-      <w:r>
-        <w:rPr>
-          <w:rFonts w:ascii="Times New Roman" w:hAnsi="Times New Roman" w:cs="Times New Roman"/>
-          <w:sz w:val="28"/>
-          <w:szCs w:val="28"/>
-        </w:rPr>
-        <w:t>Плюс додала декілька спроб на генерацію форми. Тобто логіка така:</w:t>
-      </w:r>
-    </w:p>
-    <w:p>
-      <w:pPr>
-        <w:spacing w:after="0" w:line="360" w:lineRule="auto"/>
-        <w:ind w:firstLine="709"/>
-        <w:jc w:val="both"/>
-        <w:rPr>
-          <w:rFonts w:ascii="Times New Roman" w:hAnsi="Times New Roman" w:cs="Times New Roman"/>
-          <w:sz w:val="28"/>
-          <w:szCs w:val="28"/>
-        </w:rPr>
-      </w:pPr>
-      <w:r>
-        <w:rPr>
-          <w:rFonts w:ascii="Times New Roman" w:hAnsi="Times New Roman" w:cs="Times New Roman"/>
-          <w:sz w:val="28"/>
-          <w:szCs w:val="28"/>
-        </w:rPr>
-        <w:t>1. AI генерує</w:t>
-      </w:r>
-    </w:p>
-    <w:p>
-      <w:pPr>
-        <w:spacing w:after="0" w:line="360" w:lineRule="auto"/>
-        <w:ind w:firstLine="709"/>
-        <w:jc w:val="both"/>
-        <w:rPr>
-          <w:rFonts w:ascii="Times New Roman" w:hAnsi="Times New Roman" w:cs="Times New Roman"/>
-          <w:sz w:val="28"/>
-          <w:szCs w:val="28"/>
-        </w:rPr>
-      </w:pPr>
-      <w:r>
-        <w:rPr>
-          <w:rFonts w:ascii="Times New Roman" w:hAnsi="Times New Roman" w:cs="Times New Roman"/>
-          <w:sz w:val="28"/>
-          <w:szCs w:val="28"/>
-        </w:rPr>
-        <w:t xml:space="preserve">2. </w:t>
-      </w:r>
-      <w:proofErr w:type="spellStart"/>
-      <w:r>
-        <w:rPr>
-          <w:rFonts w:ascii="Times New Roman" w:hAnsi="Times New Roman" w:cs="Times New Roman"/>
-          <w:sz w:val="28"/>
-          <w:szCs w:val="28"/>
-        </w:rPr>
-        <w:t>Validation</w:t>
-      </w:r>
-      <w:proofErr w:type="spellEnd"/>
-      <w:r>
-        <w:rPr>
-          <w:rFonts w:ascii="Times New Roman" w:hAnsi="Times New Roman" w:cs="Times New Roman"/>
-          <w:sz w:val="28"/>
-          <w:szCs w:val="28"/>
-        </w:rPr>
-        <w:t xml:space="preserve"> падає</w:t>
-      </w:r>
-      <w:r>
-        <w:rPr>
-          <w:rFonts w:ascii="Times New Roman" w:hAnsi="Times New Roman" w:cs="Times New Roman"/>
-          <w:sz w:val="28"/>
-          <w:szCs w:val="28"/>
-        </w:rPr>
-        <w:t>, якщо є помилки</w:t>
-      </w:r>
-    </w:p>
-    <w:p>
-      <w:pPr>
-        <w:spacing w:after="0" w:line="360" w:lineRule="auto"/>
-        <w:ind w:firstLine="709"/>
-        <w:jc w:val="both"/>
-        <w:rPr>
-          <w:rFonts w:ascii="Times New Roman" w:hAnsi="Times New Roman" w:cs="Times New Roman"/>
-          <w:sz w:val="28"/>
-          <w:szCs w:val="28"/>
-        </w:rPr>
-      </w:pPr>
-      <w:r>
-        <w:rPr>
-          <w:rFonts w:ascii="Times New Roman" w:hAnsi="Times New Roman" w:cs="Times New Roman"/>
-          <w:sz w:val="28"/>
-          <w:szCs w:val="28"/>
-        </w:rPr>
-        <w:t xml:space="preserve">3. </w:t>
-      </w:r>
-      <w:proofErr w:type="spellStart"/>
-      <w:r>
-        <w:rPr>
-          <w:rFonts w:ascii="Times New Roman" w:hAnsi="Times New Roman" w:cs="Times New Roman"/>
-          <w:sz w:val="28"/>
-          <w:szCs w:val="28"/>
-        </w:rPr>
-        <w:t>PydanticAI</w:t>
-      </w:r>
-      <w:proofErr w:type="spellEnd"/>
-      <w:r>
-        <w:rPr>
-          <w:rFonts w:ascii="Times New Roman" w:hAnsi="Times New Roman" w:cs="Times New Roman"/>
-          <w:sz w:val="28"/>
-          <w:szCs w:val="28"/>
-        </w:rPr>
-        <w:t xml:space="preserve"> каже: "виправ"</w:t>
-      </w:r>
-    </w:p>
-    <w:p>
-      <w:pPr>
-        <w:spacing w:after="0" w:line="360" w:lineRule="auto"/>
-        <w:ind w:firstLine="709"/>
-        <w:jc w:val="both"/>
-        <w:rPr>
-          <w:rFonts w:ascii="Times New Roman" w:hAnsi="Times New Roman" w:cs="Times New Roman"/>
-          <w:sz w:val="28"/>
-          <w:szCs w:val="28"/>
-        </w:rPr>
-      </w:pPr>
-      <w:r>
-        <w:rPr>
-          <w:rFonts w:ascii="Times New Roman" w:hAnsi="Times New Roman" w:cs="Times New Roman"/>
-          <w:sz w:val="28"/>
-          <w:szCs w:val="28"/>
-        </w:rPr>
-        <w:t>4. AI пробує ще раз</w:t>
-      </w:r>
-    </w:p>
-    <w:p>
-      <w:pPr>
-        <w:spacing w:after="0" w:line="360" w:lineRule="auto"/>
-        <w:ind w:firstLine="709"/>
-        <w:jc w:val="both"/>
-        <w:rPr>
-          <w:rFonts w:ascii="Times New Roman" w:hAnsi="Times New Roman" w:cs="Times New Roman"/>
-          <w:sz w:val="28"/>
-          <w:szCs w:val="28"/>
-        </w:rPr>
-      </w:pPr>
-      <w:r>
-        <w:rPr>
-          <w:rFonts w:ascii="Times New Roman" w:hAnsi="Times New Roman" w:cs="Times New Roman"/>
-          <w:sz w:val="28"/>
-          <w:szCs w:val="28"/>
-        </w:rPr>
-        <w:t>5. Якщо треба — ще раз</w:t>
-      </w:r>
-    </w:p>
-    <w:p>
-      <w:pPr>
-        <w:spacing w:after="0" w:line="360" w:lineRule="auto"/>
-        <w:ind w:firstLine="709"/>
-        <w:jc w:val="both"/>
-        <w:rPr>
-          <w:rFonts w:ascii="Times New Roman" w:hAnsi="Times New Roman" w:cs="Times New Roman"/>
-          <w:sz w:val="28"/>
-          <w:szCs w:val="28"/>
-        </w:rPr>
-      </w:pPr>
-    </w:p>
-    <w:p>
-      <w:pPr>
-        <w:spacing w:after="0" w:line="360" w:lineRule="auto"/>
-        <w:ind w:firstLine="709"/>
-        <w:jc w:val="both"/>
-        <w:rPr>
-          <w:rFonts w:ascii="Times New Roman" w:hAnsi="Times New Roman" w:cs="Times New Roman"/>
-          <w:sz w:val="28"/>
-          <w:szCs w:val="28"/>
-        </w:rPr>
-      </w:pPr>
+    </w:p>
+    <w:p>
+      <w:pPr>
+        <w:spacing w:after="0" w:line="360" w:lineRule="auto"/>
+        <w:ind w:firstLine="709"/>
+        <w:jc w:val="both"/>
+        <w:rPr>
+          <w:rFonts w:ascii="Consolas" w:hAnsi="Consolas" w:cs="Times New Roman"/>
+          <w:sz w:val="24"/>
+          <w:szCs w:val="24"/>
+        </w:rPr>
+      </w:pPr>
+      <w:r>
+        <w:rPr>
+          <w:rFonts w:ascii="Consolas" w:hAnsi="Consolas" w:cs="Times New Roman"/>
+          <w:sz w:val="24"/>
+          <w:szCs w:val="24"/>
+        </w:rPr>
+        <w:t xml:space="preserve">        }</w:t>
+      </w:r>
+    </w:p>
+    <w:p>
+      <w:pPr>
+        <w:spacing w:after="0" w:line="360" w:lineRule="auto"/>
+        <w:ind w:firstLine="709"/>
+        <w:jc w:val="both"/>
+        <w:rPr>
+          <w:rFonts w:ascii="Consolas" w:hAnsi="Consolas" w:cs="Times New Roman"/>
+          <w:sz w:val="24"/>
+          <w:szCs w:val="24"/>
+        </w:rPr>
+      </w:pPr>
+      <w:r>
+        <w:rPr>
+          <w:rFonts w:ascii="Consolas" w:hAnsi="Consolas" w:cs="Times New Roman"/>
+          <w:sz w:val="24"/>
+          <w:szCs w:val="24"/>
+        </w:rPr>
+        <w:t xml:space="preserve">      ]</w:t>
+      </w:r>
+    </w:p>
+    <w:p>
+      <w:pPr>
+        <w:spacing w:after="0" w:line="360" w:lineRule="auto"/>
+        <w:ind w:firstLine="709"/>
+        <w:jc w:val="both"/>
+        <w:rPr>
+          <w:rFonts w:ascii="Consolas" w:hAnsi="Consolas" w:cs="Times New Roman"/>
+          <w:sz w:val="24"/>
+          <w:szCs w:val="24"/>
+        </w:rPr>
+      </w:pPr>
+      <w:r>
+        <w:rPr>
+          <w:rFonts w:ascii="Consolas" w:hAnsi="Consolas" w:cs="Times New Roman"/>
+          <w:sz w:val="24"/>
+          <w:szCs w:val="24"/>
+        </w:rPr>
+        <w:t xml:space="preserve">    }</w:t>
+      </w:r>
+    </w:p>
+    <w:p>
+      <w:pPr>
+        <w:spacing w:after="0" w:line="360" w:lineRule="auto"/>
+        <w:ind w:firstLine="709"/>
+        <w:jc w:val="both"/>
+        <w:rPr>
+          <w:rFonts w:ascii="Consolas" w:hAnsi="Consolas" w:cs="Times New Roman"/>
+          <w:sz w:val="24"/>
+          <w:szCs w:val="24"/>
+        </w:rPr>
+      </w:pPr>
+      <w:r>
+        <w:rPr>
+          <w:rFonts w:ascii="Consolas" w:hAnsi="Consolas" w:cs="Times New Roman"/>
+          <w:sz w:val="24"/>
+          <w:szCs w:val="24"/>
+        </w:rPr>
+        <w:t xml:space="preserve">  ]</w:t>
+      </w:r>
+    </w:p>
+    <w:p>
+      <w:pPr>
+        <w:spacing w:after="0" w:line="360" w:lineRule="auto"/>
+        <w:ind w:firstLine="709"/>
+        <w:jc w:val="both"/>
+        <w:rPr>
+          <w:rFonts w:ascii="Consolas" w:hAnsi="Consolas" w:cs="Times New Roman"/>
+          <w:sz w:val="24"/>
+          <w:szCs w:val="24"/>
+        </w:rPr>
+      </w:pPr>
+      <w:r>
+        <w:rPr>
+          <w:rFonts w:ascii="Consolas" w:hAnsi="Consolas" w:cs="Times New Roman"/>
+          <w:sz w:val="24"/>
+          <w:szCs w:val="24"/>
+        </w:rPr>
+        <w:t>}</w:t>
+      </w:r>
     </w:p>
     <w:p>
       <w:pPr>
